--- a/rapports/2026-06-06/EQ14/EQ14_sup_v2/DR_malforme_1_11202E_11/38-58-26-37.docx
+++ b/rapports/2026-06-06/EQ14/EQ14_sup_v2/DR_malforme_1_11202E_11/38-58-26-37.docx
@@ -297,7 +297,7 @@
           <w:color w:val="1F6FEB"/>
           <w:sz w:val="22"/>
         </w:rPr>
-        <w:t>⚠ INCOHÉRENCES À CORRIGER (85)</w:t>
+        <w:t>⚠ INCOHÉRENCES À CORRIGER (81)</w:t>
       </w:r>
     </w:p>
     <w:tbl>
@@ -485,7 +485,7 @@
                 <w:i w:val="0"/>
                 <w:sz w:val="17"/>
               </w:rPr>
-              <w:t>Incohérence!!! seulement les écoles privées paient les frais de scolarité (y compris les frais d'inscription).</w:t>
+              <w:t>Incohérent!! Le niveau d'instruction déclaré par l'un des enfants (Primaire) au niveau de la section 1 de ABOU NDIAYE diffère de celui donné par ABOU NDIAYE lui-même qui affirme ne pas avoir frequenté l'école formelle.</w:t>
             </w:r>
           </w:p>
         </w:tc>
@@ -518,6 +518,726 @@
                 <w:i w:val="0"/>
                 <w:sz w:val="16"/>
               </w:rPr>
+              <w:t>S19</w:t>
+              <w:br/>
+            </w:r>
+            <w:r>
+              <w:rPr>
+                <w:b w:val="0"/>
+                <w:i w:val="0"/>
+                <w:color w:val="64748B"/>
+                <w:sz w:val="14"/>
+              </w:rPr>
+              <w:t>Entreprises non agricoles</w:t>
+            </w:r>
+          </w:p>
+        </w:tc>
+        <w:tc>
+          <w:tcPr>
+            <w:tcW w:type="dxa" w:w="1531"/>
+          </w:tcPr>
+          <w:p>
+            <w:r>
+              <w:rPr>
+                <w:b/>
+                <w:i w:val="0"/>
+                <w:color w:val="16A34A"/>
+                <w:sz w:val="16"/>
+              </w:rPr>
+              <w:t>s02q02__1, s02q15, s02q17, s03q16, s04q27, s04q43, s04q63, s05q11</w:t>
+            </w:r>
+          </w:p>
+        </w:tc>
+        <w:tc>
+          <w:tcPr>
+            <w:tcW w:type="dxa" w:w="1191"/>
+          </w:tcPr>
+          <w:p>
+            <w:r>
+              <w:rPr>
+                <w:b w:val="0"/>
+                <w:i w:val="0"/>
+                <w:color w:val="64748B"/>
+                <w:sz w:val="16"/>
+              </w:rPr>
+              <w:t>GT-CQ</w:t>
+            </w:r>
+          </w:p>
+        </w:tc>
+        <w:tc>
+          <w:tcPr>
+            <w:tcW w:type="dxa" w:w="4706"/>
+          </w:tcPr>
+          <w:p>
+            <w:r>
+              <w:rPr>
+                <w:b w:val="0"/>
+                <w:i w:val="0"/>
+                <w:sz w:val="17"/>
+              </w:rPr>
+              <w:t>Incohérence!! Le prix d'achat de Machette ne doit pas être égal 0 même si le ménage l'a reçu en cadeau prière de leurs aider à faire une estimation.</w:t>
+            </w:r>
+          </w:p>
+        </w:tc>
+      </w:tr>
+      <w:tr>
+        <w:tc>
+          <w:tcPr>
+            <w:tcW w:type="dxa" w:w="964"/>
+          </w:tcPr>
+          <w:p>
+            <w:r>
+              <w:rPr>
+                <w:b/>
+                <w:i w:val="0"/>
+                <w:color w:val="DC2626"/>
+                <w:sz w:val="16"/>
+              </w:rPr>
+              <w:t>Haute</w:t>
+            </w:r>
+          </w:p>
+        </w:tc>
+        <w:tc>
+          <w:tcPr>
+            <w:tcW w:type="dxa" w:w="1247"/>
+          </w:tcPr>
+          <w:p>
+            <w:r>
+              <w:rPr>
+                <w:b/>
+                <w:i w:val="0"/>
+                <w:sz w:val="16"/>
+              </w:rPr>
+              <w:t>S19</w:t>
+              <w:br/>
+            </w:r>
+            <w:r>
+              <w:rPr>
+                <w:b w:val="0"/>
+                <w:i w:val="0"/>
+                <w:color w:val="64748B"/>
+                <w:sz w:val="14"/>
+              </w:rPr>
+              <w:t>Entreprises non agricoles</w:t>
+            </w:r>
+          </w:p>
+        </w:tc>
+        <w:tc>
+          <w:tcPr>
+            <w:tcW w:type="dxa" w:w="1531"/>
+          </w:tcPr>
+          <w:p>
+            <w:r>
+              <w:rPr>
+                <w:b/>
+                <w:i w:val="0"/>
+                <w:color w:val="16A34A"/>
+                <w:sz w:val="16"/>
+              </w:rPr>
+              <w:t>s01q02, s02q01__1, s02q02__1, s02q03__1, s02q15, s03q17, s04q28, s04q35d</w:t>
+            </w:r>
+          </w:p>
+        </w:tc>
+        <w:tc>
+          <w:tcPr>
+            <w:tcW w:type="dxa" w:w="1191"/>
+          </w:tcPr>
+          <w:p>
+            <w:r>
+              <w:rPr>
+                <w:b w:val="0"/>
+                <w:i w:val="0"/>
+                <w:color w:val="64748B"/>
+                <w:sz w:val="16"/>
+              </w:rPr>
+              <w:t>GT-CQ</w:t>
+            </w:r>
+          </w:p>
+        </w:tc>
+        <w:tc>
+          <w:tcPr>
+            <w:tcW w:type="dxa" w:w="4706"/>
+          </w:tcPr>
+          <w:p>
+            <w:r>
+              <w:rPr>
+                <w:b w:val="0"/>
+                <w:i w:val="0"/>
+                <w:sz w:val="17"/>
+              </w:rPr>
+              <w:t>Incohérence!! Le prix de revente de Machette dans cette section 19 ne doit pas être égal 0 même si le ménage l'a reçu en cadeau prière de leurs aider à faire une estimation.</w:t>
+            </w:r>
+          </w:p>
+        </w:tc>
+      </w:tr>
+      <w:tr>
+        <w:tc>
+          <w:tcPr>
+            <w:tcW w:type="dxa" w:w="964"/>
+          </w:tcPr>
+          <w:p>
+            <w:r>
+              <w:rPr>
+                <w:b/>
+                <w:i w:val="0"/>
+                <w:color w:val="EA580C"/>
+                <w:sz w:val="16"/>
+              </w:rPr>
+              <w:t>Moyenne</w:t>
+            </w:r>
+          </w:p>
+        </w:tc>
+        <w:tc>
+          <w:tcPr>
+            <w:tcW w:type="dxa" w:w="1247"/>
+          </w:tcPr>
+          <w:p>
+            <w:r>
+              <w:rPr>
+                <w:b/>
+                <w:i w:val="0"/>
+                <w:sz w:val="16"/>
+              </w:rPr>
+              <w:t>S00</w:t>
+              <w:br/>
+            </w:r>
+            <w:r>
+              <w:rPr>
+                <w:b w:val="0"/>
+                <w:i w:val="0"/>
+                <w:color w:val="64748B"/>
+                <w:sz w:val="14"/>
+              </w:rPr>
+              <w:t>Identification</w:t>
+            </w:r>
+          </w:p>
+        </w:tc>
+        <w:tc>
+          <w:tcPr>
+            <w:tcW w:type="dxa" w:w="1531"/>
+          </w:tcPr>
+          <w:p>
+            <w:r>
+              <w:rPr>
+                <w:b/>
+                <w:i w:val="0"/>
+                <w:color w:val="16A34A"/>
+                <w:sz w:val="16"/>
+              </w:rPr>
+              <w:t>s00q27</w:t>
+            </w:r>
+          </w:p>
+        </w:tc>
+        <w:tc>
+          <w:tcPr>
+            <w:tcW w:type="dxa" w:w="1191"/>
+          </w:tcPr>
+          <w:p>
+            <w:r>
+              <w:rPr>
+                <w:b w:val="0"/>
+                <w:i w:val="0"/>
+                <w:color w:val="64748B"/>
+                <w:sz w:val="16"/>
+              </w:rPr>
+              <w:t>GT-CQ</w:t>
+            </w:r>
+          </w:p>
+        </w:tc>
+        <w:tc>
+          <w:tcPr>
+            <w:tcW w:type="dxa" w:w="4706"/>
+          </w:tcPr>
+          <w:p>
+            <w:r>
+              <w:rPr>
+                <w:b w:val="0"/>
+                <w:i w:val="0"/>
+                <w:sz w:val="17"/>
+              </w:rPr>
+              <w:t>Le questionnaire semble ne pas être complètement fini mais le questionnaire est en statut complet, prière de compléter le questionnaire.</w:t>
+            </w:r>
+          </w:p>
+        </w:tc>
+      </w:tr>
+      <w:tr>
+        <w:tc>
+          <w:tcPr>
+            <w:tcW w:type="dxa" w:w="964"/>
+          </w:tcPr>
+          <w:p>
+            <w:r>
+              <w:rPr>
+                <w:b/>
+                <w:i w:val="0"/>
+                <w:color w:val="EA580C"/>
+                <w:sz w:val="16"/>
+              </w:rPr>
+              <w:t>Moyenne</w:t>
+            </w:r>
+          </w:p>
+        </w:tc>
+        <w:tc>
+          <w:tcPr>
+            <w:tcW w:type="dxa" w:w="1247"/>
+          </w:tcPr>
+          <w:p>
+            <w:r>
+              <w:rPr>
+                <w:b/>
+                <w:i w:val="0"/>
+                <w:sz w:val="16"/>
+              </w:rPr>
+              <w:t>S00</w:t>
+              <w:br/>
+            </w:r>
+            <w:r>
+              <w:rPr>
+                <w:b w:val="0"/>
+                <w:i w:val="0"/>
+                <w:color w:val="64748B"/>
+                <w:sz w:val="14"/>
+              </w:rPr>
+              <w:t>Identification</w:t>
+            </w:r>
+          </w:p>
+        </w:tc>
+        <w:tc>
+          <w:tcPr>
+            <w:tcW w:type="dxa" w:w="1531"/>
+          </w:tcPr>
+          <w:p>
+            <w:r>
+              <w:rPr>
+                <w:b/>
+                <w:i w:val="0"/>
+                <w:color w:val="16A34A"/>
+                <w:sz w:val="16"/>
+              </w:rPr>
+              <w:t>—</w:t>
+            </w:r>
+          </w:p>
+        </w:tc>
+        <w:tc>
+          <w:tcPr>
+            <w:tcW w:type="dxa" w:w="1191"/>
+          </w:tcPr>
+          <w:p>
+            <w:r>
+              <w:rPr>
+                <w:b w:val="0"/>
+                <w:i w:val="0"/>
+                <w:color w:val="64748B"/>
+                <w:sz w:val="16"/>
+              </w:rPr>
+              <w:t>GT-CQ</w:t>
+            </w:r>
+          </w:p>
+        </w:tc>
+        <w:tc>
+          <w:tcPr>
+            <w:tcW w:type="dxa" w:w="4706"/>
+          </w:tcPr>
+          <w:p>
+            <w:r>
+              <w:rPr>
+                <w:b w:val="0"/>
+                <w:i w:val="0"/>
+                <w:sz w:val="17"/>
+              </w:rPr>
+              <w:t>Il est obligatoire de prendre les coordonnées Gps avant d'administrer le questionnaire.</w:t>
+            </w:r>
+          </w:p>
+        </w:tc>
+      </w:tr>
+      <w:tr>
+        <w:tc>
+          <w:tcPr>
+            <w:tcW w:type="dxa" w:w="964"/>
+          </w:tcPr>
+          <w:p>
+            <w:r>
+              <w:rPr>
+                <w:b/>
+                <w:i w:val="0"/>
+                <w:color w:val="EA580C"/>
+                <w:sz w:val="16"/>
+              </w:rPr>
+              <w:t>Moyenne</w:t>
+            </w:r>
+          </w:p>
+        </w:tc>
+        <w:tc>
+          <w:tcPr>
+            <w:tcW w:type="dxa" w:w="1247"/>
+          </w:tcPr>
+          <w:p>
+            <w:r>
+              <w:rPr>
+                <w:b/>
+                <w:i w:val="0"/>
+                <w:sz w:val="16"/>
+              </w:rPr>
+              <w:t>S00</w:t>
+              <w:br/>
+            </w:r>
+            <w:r>
+              <w:rPr>
+                <w:b w:val="0"/>
+                <w:i w:val="0"/>
+                <w:color w:val="64748B"/>
+                <w:sz w:val="14"/>
+              </w:rPr>
+              <w:t>Identification</w:t>
+            </w:r>
+          </w:p>
+        </w:tc>
+        <w:tc>
+          <w:tcPr>
+            <w:tcW w:type="dxa" w:w="1531"/>
+          </w:tcPr>
+          <w:p>
+            <w:r>
+              <w:rPr>
+                <w:b/>
+                <w:i w:val="0"/>
+                <w:color w:val="16A34A"/>
+                <w:sz w:val="16"/>
+              </w:rPr>
+              <w:t>—</w:t>
+            </w:r>
+          </w:p>
+        </w:tc>
+        <w:tc>
+          <w:tcPr>
+            <w:tcW w:type="dxa" w:w="1191"/>
+          </w:tcPr>
+          <w:p>
+            <w:r>
+              <w:rPr>
+                <w:b w:val="0"/>
+                <w:i w:val="0"/>
+                <w:color w:val="64748B"/>
+                <w:sz w:val="16"/>
+              </w:rPr>
+              <w:t>GT-CQ</w:t>
+            </w:r>
+          </w:p>
+        </w:tc>
+        <w:tc>
+          <w:tcPr>
+            <w:tcW w:type="dxa" w:w="4706"/>
+          </w:tcPr>
+          <w:p>
+            <w:r>
+              <w:rPr>
+                <w:b w:val="0"/>
+                <w:i w:val="0"/>
+                <w:sz w:val="17"/>
+              </w:rPr>
+              <w:t>Prière de prendre les coordonnées GPS.</w:t>
+            </w:r>
+          </w:p>
+        </w:tc>
+      </w:tr>
+      <w:tr>
+        <w:tc>
+          <w:tcPr>
+            <w:tcW w:type="dxa" w:w="964"/>
+          </w:tcPr>
+          <w:p>
+            <w:r>
+              <w:rPr>
+                <w:b/>
+                <w:i w:val="0"/>
+                <w:color w:val="EA580C"/>
+                <w:sz w:val="16"/>
+              </w:rPr>
+              <w:t>Moyenne</w:t>
+            </w:r>
+          </w:p>
+        </w:tc>
+        <w:tc>
+          <w:tcPr>
+            <w:tcW w:type="dxa" w:w="1247"/>
+          </w:tcPr>
+          <w:p>
+            <w:r>
+              <w:rPr>
+                <w:b/>
+                <w:i w:val="0"/>
+                <w:sz w:val="16"/>
+              </w:rPr>
+              <w:t>S00</w:t>
+              <w:br/>
+            </w:r>
+            <w:r>
+              <w:rPr>
+                <w:b w:val="0"/>
+                <w:i w:val="0"/>
+                <w:color w:val="64748B"/>
+                <w:sz w:val="14"/>
+              </w:rPr>
+              <w:t>Identification</w:t>
+            </w:r>
+          </w:p>
+        </w:tc>
+        <w:tc>
+          <w:tcPr>
+            <w:tcW w:type="dxa" w:w="1531"/>
+          </w:tcPr>
+          <w:p>
+            <w:r>
+              <w:rPr>
+                <w:b/>
+                <w:i w:val="0"/>
+                <w:color w:val="16A34A"/>
+                <w:sz w:val="16"/>
+              </w:rPr>
+              <w:t>—</w:t>
+            </w:r>
+          </w:p>
+        </w:tc>
+        <w:tc>
+          <w:tcPr>
+            <w:tcW w:type="dxa" w:w="1191"/>
+          </w:tcPr>
+          <w:p>
+            <w:r>
+              <w:rPr>
+                <w:b w:val="0"/>
+                <w:i w:val="0"/>
+                <w:color w:val="64748B"/>
+                <w:sz w:val="16"/>
+              </w:rPr>
+              <w:t>GT-CQ</w:t>
+            </w:r>
+          </w:p>
+        </w:tc>
+        <w:tc>
+          <w:tcPr>
+            <w:tcW w:type="dxa" w:w="4706"/>
+          </w:tcPr>
+          <w:p>
+            <w:r>
+              <w:rPr>
+                <w:b w:val="0"/>
+                <w:i w:val="0"/>
+                <w:sz w:val="17"/>
+              </w:rPr>
+              <w:t>L'adresse ou la localisation du ménage doit être bien renseignée, ne doit pas contenir des numéros de téléphone et elle semble courte pour être une adresse.</w:t>
+            </w:r>
+          </w:p>
+        </w:tc>
+      </w:tr>
+      <w:tr>
+        <w:tc>
+          <w:tcPr>
+            <w:tcW w:type="dxa" w:w="964"/>
+          </w:tcPr>
+          <w:p>
+            <w:r>
+              <w:rPr>
+                <w:b/>
+                <w:i w:val="0"/>
+                <w:color w:val="EA580C"/>
+                <w:sz w:val="16"/>
+              </w:rPr>
+              <w:t>Moyenne</w:t>
+            </w:r>
+          </w:p>
+        </w:tc>
+        <w:tc>
+          <w:tcPr>
+            <w:tcW w:type="dxa" w:w="1247"/>
+          </w:tcPr>
+          <w:p>
+            <w:r>
+              <w:rPr>
+                <w:b/>
+                <w:i w:val="0"/>
+                <w:sz w:val="16"/>
+              </w:rPr>
+              <w:t>S00</w:t>
+              <w:br/>
+            </w:r>
+            <w:r>
+              <w:rPr>
+                <w:b w:val="0"/>
+                <w:i w:val="0"/>
+                <w:color w:val="64748B"/>
+                <w:sz w:val="14"/>
+              </w:rPr>
+              <w:t>Identification</w:t>
+            </w:r>
+          </w:p>
+        </w:tc>
+        <w:tc>
+          <w:tcPr>
+            <w:tcW w:type="dxa" w:w="1531"/>
+          </w:tcPr>
+          <w:p>
+            <w:r>
+              <w:rPr>
+                <w:b/>
+                <w:i w:val="0"/>
+                <w:color w:val="16A34A"/>
+                <w:sz w:val="16"/>
+              </w:rPr>
+              <w:t>—</w:t>
+            </w:r>
+          </w:p>
+        </w:tc>
+        <w:tc>
+          <w:tcPr>
+            <w:tcW w:type="dxa" w:w="1191"/>
+          </w:tcPr>
+          <w:p>
+            <w:r>
+              <w:rPr>
+                <w:b w:val="0"/>
+                <w:i w:val="0"/>
+                <w:color w:val="64748B"/>
+                <w:sz w:val="16"/>
+              </w:rPr>
+              <w:t>GT-CQ</w:t>
+            </w:r>
+          </w:p>
+        </w:tc>
+        <w:tc>
+          <w:tcPr>
+            <w:tcW w:type="dxa" w:w="4706"/>
+          </w:tcPr>
+          <w:p>
+            <w:r>
+              <w:rPr>
+                <w:b w:val="0"/>
+                <w:i w:val="0"/>
+                <w:sz w:val="17"/>
+              </w:rPr>
+              <w:t>Prière de renseigner la bonne adresse.</w:t>
+            </w:r>
+          </w:p>
+        </w:tc>
+      </w:tr>
+      <w:tr>
+        <w:tc>
+          <w:tcPr>
+            <w:tcW w:type="dxa" w:w="964"/>
+          </w:tcPr>
+          <w:p>
+            <w:r>
+              <w:rPr>
+                <w:b/>
+                <w:i w:val="0"/>
+                <w:color w:val="EA580C"/>
+                <w:sz w:val="16"/>
+              </w:rPr>
+              <w:t>Moyenne</w:t>
+            </w:r>
+          </w:p>
+        </w:tc>
+        <w:tc>
+          <w:tcPr>
+            <w:tcW w:type="dxa" w:w="1247"/>
+          </w:tcPr>
+          <w:p>
+            <w:r>
+              <w:rPr>
+                <w:b/>
+                <w:i w:val="0"/>
+                <w:sz w:val="16"/>
+              </w:rPr>
+              <w:t>S01</w:t>
+              <w:br/>
+            </w:r>
+            <w:r>
+              <w:rPr>
+                <w:b w:val="0"/>
+                <w:i w:val="0"/>
+                <w:color w:val="64748B"/>
+                <w:sz w:val="14"/>
+              </w:rPr>
+              <w:t>Démographie</w:t>
+            </w:r>
+          </w:p>
+        </w:tc>
+        <w:tc>
+          <w:tcPr>
+            <w:tcW w:type="dxa" w:w="1531"/>
+          </w:tcPr>
+          <w:p>
+            <w:r>
+              <w:rPr>
+                <w:b/>
+                <w:i w:val="0"/>
+                <w:color w:val="16A34A"/>
+                <w:sz w:val="16"/>
+              </w:rPr>
+              <w:t>s01q10_1</w:t>
+            </w:r>
+          </w:p>
+        </w:tc>
+        <w:tc>
+          <w:tcPr>
+            <w:tcW w:type="dxa" w:w="1191"/>
+          </w:tcPr>
+          <w:p>
+            <w:r>
+              <w:rPr>
+                <w:b w:val="0"/>
+                <w:i w:val="0"/>
+                <w:color w:val="64748B"/>
+                <w:sz w:val="16"/>
+              </w:rPr>
+              <w:t>GT-CQ</w:t>
+            </w:r>
+          </w:p>
+        </w:tc>
+        <w:tc>
+          <w:tcPr>
+            <w:tcW w:type="dxa" w:w="4706"/>
+          </w:tcPr>
+          <w:p>
+            <w:r>
+              <w:rPr>
+                <w:b w:val="0"/>
+                <w:i w:val="0"/>
+                <w:sz w:val="17"/>
+              </w:rPr>
+              <w:t>La taille du ménage lors de l'enquête principale (8) de ce ménage est inférieur à la taille du denombrement (9), prière de fournir des explications concrètes ou aller revisiter le ménage.</w:t>
+            </w:r>
+          </w:p>
+        </w:tc>
+      </w:tr>
+      <w:tr>
+        <w:tc>
+          <w:tcPr>
+            <w:tcW w:type="dxa" w:w="964"/>
+          </w:tcPr>
+          <w:p>
+            <w:r>
+              <w:rPr>
+                <w:b/>
+                <w:i w:val="0"/>
+                <w:color w:val="EA580C"/>
+                <w:sz w:val="16"/>
+              </w:rPr>
+              <w:t>Moyenne</w:t>
+            </w:r>
+          </w:p>
+        </w:tc>
+        <w:tc>
+          <w:tcPr>
+            <w:tcW w:type="dxa" w:w="1247"/>
+          </w:tcPr>
+          <w:p>
+            <w:r>
+              <w:rPr>
+                <w:b/>
+                <w:i w:val="0"/>
+                <w:sz w:val="16"/>
+              </w:rPr>
               <w:t>S02</w:t>
               <w:br/>
             </w:r>
@@ -575,7 +1295,7 @@
                 <w:i w:val="0"/>
                 <w:sz w:val="17"/>
               </w:rPr>
-              <w:t>Incohérent!! Le niveau d'instruction déclaré par l'un des enfants (Primaire) au niveau de la section 1 de ABOU NDIAYE diffère de celui donné par ABOU NDIAYE lui-même qui affirme ne pas avoir frequenté l'école formelle.</w:t>
+              <w:t>Attention ! Le frais de scolarité (1500 Fcfa) de MAMADOU ABOU NDIAYE en 2ème année de Primaire est relativement élevé par rapport aux autres frais de scolarités observés dans cette zone.</w:t>
             </w:r>
           </w:p>
         </w:tc>
@@ -590,10 +1310,10 @@
               <w:rPr>
                 <w:b/>
                 <w:i w:val="0"/>
-                <w:color w:val="DC2626"/>
+                <w:color w:val="EA580C"/>
                 <w:sz w:val="16"/>
               </w:rPr>
-              <w:t>Haute</w:t>
+              <w:t>Moyenne</w:t>
             </w:r>
           </w:p>
         </w:tc>
@@ -608,7 +1328,7 @@
                 <w:i w:val="0"/>
                 <w:sz w:val="16"/>
               </w:rPr>
-              <w:t>S19</w:t>
+              <w:t>S02</w:t>
               <w:br/>
             </w:r>
             <w:r>
@@ -618,7 +1338,7 @@
                 <w:color w:val="64748B"/>
                 <w:sz w:val="14"/>
               </w:rPr>
-              <w:t>Entreprises non agricoles</w:t>
+              <w:t>Éducation</w:t>
             </w:r>
           </w:p>
         </w:tc>
@@ -634,7 +1354,7 @@
                 <w:color w:val="16A34A"/>
                 <w:sz w:val="16"/>
               </w:rPr>
-              <w:t>s02q02__1, s02q15, s02q17, s03q16, s04q27, s04q43, s04q63, s05q11</w:t>
+              <w:t>—</w:t>
             </w:r>
           </w:p>
         </w:tc>
@@ -665,7 +1385,7 @@
                 <w:i w:val="0"/>
                 <w:sz w:val="17"/>
               </w:rPr>
-              <w:t>Incohérence!! Le prix d'achat de Machette ne doit pas être égal 0 même si le ménage l'a reçu en cadeau prière de leurs aider à faire une estimation.</w:t>
+              <w:t>Prière de corriger ou de confirmer avec le QG.</w:t>
             </w:r>
           </w:p>
         </w:tc>
@@ -680,10 +1400,10 @@
               <w:rPr>
                 <w:b/>
                 <w:i w:val="0"/>
-                <w:color w:val="DC2626"/>
+                <w:color w:val="EA580C"/>
                 <w:sz w:val="16"/>
               </w:rPr>
-              <w:t>Haute</w:t>
+              <w:t>Moyenne</w:t>
             </w:r>
           </w:p>
         </w:tc>
@@ -698,7 +1418,7 @@
                 <w:i w:val="0"/>
                 <w:sz w:val="16"/>
               </w:rPr>
-              <w:t>S19</w:t>
+              <w:t>S02</w:t>
               <w:br/>
             </w:r>
             <w:r>
@@ -708,7 +1428,7 @@
                 <w:color w:val="64748B"/>
                 <w:sz w:val="14"/>
               </w:rPr>
-              <w:t>Entreprises non agricoles</w:t>
+              <w:t>Éducation</w:t>
             </w:r>
           </w:p>
         </w:tc>
@@ -724,7 +1444,7 @@
                 <w:color w:val="16A34A"/>
                 <w:sz w:val="16"/>
               </w:rPr>
-              <w:t>s01q02, s02q01__1, s02q02__1, s02q03__1, s02q15, s03q17, s04q28, s04q35d</w:t>
+              <w:t>—</w:t>
             </w:r>
           </w:p>
         </w:tc>
@@ -755,7 +1475,7 @@
                 <w:i w:val="0"/>
                 <w:sz w:val="17"/>
               </w:rPr>
-              <w:t>Incohérence!! Le prix de revente de Machette dans cette section 19 ne doit pas être égal 0 même si le ménage l'a reçu en cadeau prière de leurs aider à faire une estimation.</w:t>
+              <w:t>Merci de bien vouloir changé 2.04 en OUI et renseigné toutes les autres informations qui concerne ABOU NDIAYE .</w:t>
             </w:r>
           </w:p>
         </w:tc>
@@ -788,7 +1508,7 @@
                 <w:i w:val="0"/>
                 <w:sz w:val="16"/>
               </w:rPr>
-              <w:t>S00</w:t>
+              <w:t>S02</w:t>
               <w:br/>
             </w:r>
             <w:r>
@@ -798,7 +1518,7 @@
                 <w:color w:val="64748B"/>
                 <w:sz w:val="14"/>
               </w:rPr>
-              <w:t>Identification</w:t>
+              <w:t>Éducation</w:t>
             </w:r>
           </w:p>
         </w:tc>
@@ -814,7 +1534,7 @@
                 <w:color w:val="16A34A"/>
                 <w:sz w:val="16"/>
               </w:rPr>
-              <w:t>s00q27</w:t>
+              <w:t>s01q23, s01q00b, s01q23_autre</w:t>
             </w:r>
           </w:p>
         </w:tc>
@@ -845,7 +1565,7 @@
                 <w:i w:val="0"/>
                 <w:sz w:val="17"/>
               </w:rPr>
-              <w:t>Le questionnaire semble ne pas être complètement fini mais le questionnaire est en statut complet, prière de compléter le questionnaire.</w:t>
+              <w:t>La raison principale que COUMBA NDIAYE n'a pas été à l'école entre 2024/2025 est n’avez pas l’age et semble exister dans les modalités, prière de prendre attache avec le QG pour plus d'explication afin de la classer bien.</w:t>
             </w:r>
           </w:p>
         </w:tc>
@@ -878,7 +1598,7 @@
                 <w:i w:val="0"/>
                 <w:sz w:val="16"/>
               </w:rPr>
-              <w:t>S00</w:t>
+              <w:t>S03</w:t>
               <w:br/>
             </w:r>
             <w:r>
@@ -888,7 +1608,7 @@
                 <w:color w:val="64748B"/>
                 <w:sz w:val="14"/>
               </w:rPr>
-              <w:t>Identification</w:t>
+              <w:t>Santé</w:t>
             </w:r>
           </w:p>
         </w:tc>
@@ -904,7 +1624,7 @@
                 <w:color w:val="16A34A"/>
                 <w:sz w:val="16"/>
               </w:rPr>
-              <w:t>—</w:t>
+              <w:t>s01q41a, s02q20, s02q22, s03q07, s03q02, s01q00b, s03q02_autre</w:t>
             </w:r>
           </w:p>
         </w:tc>
@@ -935,7 +1655,7 @@
                 <w:i w:val="0"/>
                 <w:sz w:val="17"/>
               </w:rPr>
-              <w:t>Il est obligatoire de prendre les coordonnées Gps avant d'administrer le questionnaire.</w:t>
+              <w:t>Le principal problème de santé que ABOU NDIAYE a eu est sa main à enflé, prière de prendre attache avec le QG pour plus d'explication afin de le classer bien.</w:t>
             </w:r>
           </w:p>
         </w:tc>
@@ -968,7 +1688,7 @@
                 <w:i w:val="0"/>
                 <w:sz w:val="16"/>
               </w:rPr>
-              <w:t>S00</w:t>
+              <w:t>S06</w:t>
               <w:br/>
             </w:r>
             <w:r>
@@ -978,7 +1698,7 @@
                 <w:color w:val="64748B"/>
                 <w:sz w:val="14"/>
               </w:rPr>
-              <w:t>Identification</w:t>
+              <w:t>Crédit &amp; épargne</w:t>
             </w:r>
           </w:p>
         </w:tc>
@@ -1025,7 +1745,7 @@
                 <w:i w:val="0"/>
                 <w:sz w:val="17"/>
               </w:rPr>
-              <w:t>Prière de prendre les coordonnées GPS.</w:t>
+              <w:t>Veuillez vous rassurez réellement que la personne n'a pas affecté de crédit immobilier.</w:t>
             </w:r>
           </w:p>
         </w:tc>
@@ -1058,7 +1778,7 @@
                 <w:i w:val="0"/>
                 <w:sz w:val="16"/>
               </w:rPr>
-              <w:t>S00</w:t>
+              <w:t>S07</w:t>
               <w:br/>
             </w:r>
             <w:r>
@@ -1068,7 +1788,7 @@
                 <w:color w:val="64748B"/>
                 <w:sz w:val="14"/>
               </w:rPr>
-              <w:t>Identification</w:t>
+              <w:t>Consommation alimentaire</w:t>
             </w:r>
           </w:p>
         </w:tc>
@@ -1115,7 +1835,7 @@
                 <w:i w:val="0"/>
                 <w:sz w:val="17"/>
               </w:rPr>
-              <w:t>L'adresse ou la localisation du ménage doit être bien renseignée, ne doit pas contenir des numéros de téléphone et elle semble courte pour être une adresse.</w:t>
+              <w:t>Attention ! La dépense du répas pris à l'extérieur de ABOU NDIAYE (6000 Fcfa) au cours de 7 derniers jours est relativement élevé.</w:t>
             </w:r>
           </w:p>
         </w:tc>
@@ -1148,7 +1868,7 @@
                 <w:i w:val="0"/>
                 <w:sz w:val="16"/>
               </w:rPr>
-              <w:t>S00</w:t>
+              <w:t>S07</w:t>
               <w:br/>
             </w:r>
             <w:r>
@@ -1158,7 +1878,7 @@
                 <w:color w:val="64748B"/>
                 <w:sz w:val="14"/>
               </w:rPr>
-              <w:t>Identification</w:t>
+              <w:t>Consommation alimentaire</w:t>
             </w:r>
           </w:p>
         </w:tc>
@@ -1205,7 +1925,7 @@
                 <w:i w:val="0"/>
                 <w:sz w:val="17"/>
               </w:rPr>
-              <w:t>Prière de renseigner la bonne adresse.</w:t>
+              <w:t>Prière de corriger ou de confirmer avec le QG.</w:t>
             </w:r>
           </w:p>
         </w:tc>
@@ -1238,7 +1958,7 @@
                 <w:i w:val="0"/>
                 <w:sz w:val="16"/>
               </w:rPr>
-              <w:t>S01</w:t>
+              <w:t>S07</w:t>
               <w:br/>
             </w:r>
             <w:r>
@@ -1248,7 +1968,7 @@
                 <w:color w:val="64748B"/>
                 <w:sz w:val="14"/>
               </w:rPr>
-              <w:t>Démographie</w:t>
+              <w:t>Consommation alimentaire</w:t>
             </w:r>
           </w:p>
         </w:tc>
@@ -1264,7 +1984,7 @@
                 <w:color w:val="16A34A"/>
                 <w:sz w:val="16"/>
               </w:rPr>
-              <w:t>s01q10_1</w:t>
+              <w:t>—</w:t>
             </w:r>
           </w:p>
         </w:tc>
@@ -1295,7 +2015,7 @@
                 <w:i w:val="0"/>
                 <w:sz w:val="17"/>
               </w:rPr>
-              <w:t>La taille du ménage lors de l'enquête principale (8) de ce ménage est inférieur à la taille du denombrement (9), prière de fournir des explications concrètes ou aller revisiter le ménage.</w:t>
+              <w:t>Attention ! La dépense du répas pris à l'extérieur de COUMBA NDIAYE (500 Fcfa) au cours de 7 derniers jours est relativement élevé.</w:t>
             </w:r>
           </w:p>
         </w:tc>
@@ -1328,7 +2048,7 @@
                 <w:i w:val="0"/>
                 <w:sz w:val="16"/>
               </w:rPr>
-              <w:t>S02</w:t>
+              <w:t>S07</w:t>
               <w:br/>
             </w:r>
             <w:r>
@@ -1338,7 +2058,7 @@
                 <w:color w:val="64748B"/>
                 <w:sz w:val="14"/>
               </w:rPr>
-              <w:t>Éducation</w:t>
+              <w:t>Consommation alimentaire</w:t>
             </w:r>
           </w:p>
         </w:tc>
@@ -1385,7 +2105,7 @@
                 <w:i w:val="0"/>
                 <w:sz w:val="17"/>
               </w:rPr>
-              <w:t>veuillez, s'il vous plait, confirmer les frais de scolarité ( 1500 FCFA) payée de MALICK NDIAYE avec le QG ou apporter les corrections nécessaires.</w:t>
+              <w:t>Attention ! La dépense du répas pris à l'extérieur de MALICK NDIAYE (500 Fcfa) au cours de 7 derniers jours est relativement élevé.</w:t>
             </w:r>
           </w:p>
         </w:tc>
@@ -1418,7 +2138,7 @@
                 <w:i w:val="0"/>
                 <w:sz w:val="16"/>
               </w:rPr>
-              <w:t>S02</w:t>
+              <w:t>S07</w:t>
               <w:br/>
             </w:r>
             <w:r>
@@ -1428,7 +2148,7 @@
                 <w:color w:val="64748B"/>
                 <w:sz w:val="14"/>
               </w:rPr>
-              <w:t>Éducation</w:t>
+              <w:t>Consommation alimentaire</w:t>
             </w:r>
           </w:p>
         </w:tc>
@@ -1475,7 +2195,7 @@
                 <w:i w:val="0"/>
                 <w:sz w:val="17"/>
               </w:rPr>
-              <w:t>veuillez, s'il vous plait, confirmer les frais de scolarité ( 1500 FCFA) payée de MAMADOU ABOU NDIAYE avec le QG ou apporter les corrections nécessaires.</w:t>
+              <w:t>Attention ! La dépense du répas pris à l'extérieur de MAMADOU ABOU NDIAYE (500 Fcfa) au cours de 7 derniers jours est relativement élevé.</w:t>
             </w:r>
           </w:p>
         </w:tc>
@@ -1508,7 +2228,7 @@
                 <w:i w:val="0"/>
                 <w:sz w:val="16"/>
               </w:rPr>
-              <w:t>S02</w:t>
+              <w:t>S07</w:t>
               <w:br/>
             </w:r>
             <w:r>
@@ -1518,7 +2238,7 @@
                 <w:color w:val="64748B"/>
                 <w:sz w:val="14"/>
               </w:rPr>
-              <w:t>Éducation</w:t>
+              <w:t>Consommation alimentaire</w:t>
             </w:r>
           </w:p>
         </w:tc>
@@ -1565,7 +2285,7 @@
                 <w:i w:val="0"/>
                 <w:sz w:val="17"/>
               </w:rPr>
-              <w:t>Attention ! Le frais de scolarité (1500 Fcfa) de MAMADOU ABOU NDIAYE en 2ème année de Primaire est relativement élevé par rapport aux autres frais de scolarités observés dans cette zone.</w:t>
+              <w:t>Attention ! La dépense du répas pris à l'extérieur de MAÏMOUNA NDIAYE (500 Fcfa) au cours de 7 derniers jours est relativement élevé.</w:t>
             </w:r>
           </w:p>
         </w:tc>
@@ -1598,7 +2318,7 @@
                 <w:i w:val="0"/>
                 <w:sz w:val="16"/>
               </w:rPr>
-              <w:t>S02</w:t>
+              <w:t>S07</w:t>
               <w:br/>
             </w:r>
             <w:r>
@@ -1608,7 +2328,7 @@
                 <w:color w:val="64748B"/>
                 <w:sz w:val="14"/>
               </w:rPr>
-              <w:t>Éducation</w:t>
+              <w:t>Consommation alimentaire</w:t>
             </w:r>
           </w:p>
         </w:tc>
@@ -1624,7 +2344,7 @@
                 <w:color w:val="16A34A"/>
                 <w:sz w:val="16"/>
               </w:rPr>
-              <w:t>—</w:t>
+              <w:t>s01q23, s01q00b, s01q23_autre</w:t>
             </w:r>
           </w:p>
         </w:tc>
@@ -1655,7 +2375,7 @@
                 <w:i w:val="0"/>
                 <w:sz w:val="17"/>
               </w:rPr>
-              <w:t>Prière de corriger ou de confirmer avec le QG.</w:t>
+              <w:t>La dernière fois que vous avez acheté Lait caillé est CHEZ LA VOISINE et semble exister dans les modalités, prière de prendre attache avec le QG pour plus d'explication afin de la classer bien.</w:t>
             </w:r>
           </w:p>
         </w:tc>
@@ -1688,7 +2408,7 @@
                 <w:i w:val="0"/>
                 <w:sz w:val="16"/>
               </w:rPr>
-              <w:t>S02</w:t>
+              <w:t>S07</w:t>
               <w:br/>
             </w:r>
             <w:r>
@@ -1698,7 +2418,7 @@
                 <w:color w:val="64748B"/>
                 <w:sz w:val="14"/>
               </w:rPr>
-              <w:t>Éducation</w:t>
+              <w:t>Consommation alimentaire</w:t>
             </w:r>
           </w:p>
         </w:tc>
@@ -1745,7 +2465,7 @@
                 <w:i w:val="0"/>
                 <w:sz w:val="17"/>
               </w:rPr>
-              <w:t>Merci de bien vouloir changé 2.04 en OUI et renseigné toutes les autres informations qui concerne ABOU NDIAYE .</w:t>
+              <w:t>Attention ! Le prix unitaire d'achat (100 Fcfa) de Poireau/ oignon vert en Tas (Moyen) est relativement élevé par rapport aux autres prix observés dans cette zone.</w:t>
             </w:r>
           </w:p>
         </w:tc>
@@ -1778,7 +2498,7 @@
                 <w:i w:val="0"/>
                 <w:sz w:val="16"/>
               </w:rPr>
-              <w:t>S02</w:t>
+              <w:t>S07</w:t>
               <w:br/>
             </w:r>
             <w:r>
@@ -1788,7 +2508,7 @@
                 <w:color w:val="64748B"/>
                 <w:sz w:val="14"/>
               </w:rPr>
-              <w:t>Éducation</w:t>
+              <w:t>Consommation alimentaire</w:t>
             </w:r>
           </w:p>
         </w:tc>
@@ -1804,7 +2524,7 @@
                 <w:color w:val="16A34A"/>
                 <w:sz w:val="16"/>
               </w:rPr>
-              <w:t>s01q23, s01q00b, s01q23_autre</w:t>
+              <w:t>—</w:t>
             </w:r>
           </w:p>
         </w:tc>
@@ -1835,7 +2555,7 @@
                 <w:i w:val="0"/>
                 <w:sz w:val="17"/>
               </w:rPr>
-              <w:t>La raison principale que COUMBA NDIAYE n'a pas été à l'école entre 2024/2025 est n’avez pas l’age et semble exister dans les modalités, prière de prendre attache avec le QG pour plus d'explication afin de la classer bien.</w:t>
+              <w:t>Prière de corriger ou de confirmer avec le QG.</w:t>
             </w:r>
           </w:p>
         </w:tc>
@@ -1868,7 +2588,7 @@
                 <w:i w:val="0"/>
                 <w:sz w:val="16"/>
               </w:rPr>
-              <w:t>S03</w:t>
+              <w:t>S07</w:t>
               <w:br/>
             </w:r>
             <w:r>
@@ -1878,7 +2598,7 @@
                 <w:color w:val="64748B"/>
                 <w:sz w:val="14"/>
               </w:rPr>
-              <w:t>Santé</w:t>
+              <w:t>Consommation alimentaire</w:t>
             </w:r>
           </w:p>
         </w:tc>
@@ -1894,7 +2614,7 @@
                 <w:color w:val="16A34A"/>
                 <w:sz w:val="16"/>
               </w:rPr>
-              <w:t>s01q41a, s02q20, s02q22, s03q07, s03q02, s01q00b, s03q02_autre</w:t>
+              <w:t>—</w:t>
             </w:r>
           </w:p>
         </w:tc>
@@ -1925,7 +2645,7 @@
                 <w:i w:val="0"/>
                 <w:sz w:val="17"/>
               </w:rPr>
-              <w:t>Le principal problème de santé que ABOU NDIAYE a eu est sa main à enflé, prière de prendre attache avec le QG pour plus d'explication afin de le classer bien.</w:t>
+              <w:t>Attention ! Soupçons de quantité anormale! Le ménage de ABOU NDIAYE avec une taille de 8 personnes a consommé 2.33 Sachets en Petit de Sel qui est relativement élevé comme consommation par rapport à la condition de vie des autres ménages de même taille dans cette zone.</w:t>
             </w:r>
           </w:p>
         </w:tc>
@@ -1958,7 +2678,7 @@
                 <w:i w:val="0"/>
                 <w:sz w:val="16"/>
               </w:rPr>
-              <w:t>S06</w:t>
+              <w:t>S07</w:t>
               <w:br/>
             </w:r>
             <w:r>
@@ -1968,7 +2688,7 @@
                 <w:color w:val="64748B"/>
                 <w:sz w:val="14"/>
               </w:rPr>
-              <w:t>Crédit &amp; épargne</w:t>
+              <w:t>Consommation alimentaire</w:t>
             </w:r>
           </w:p>
         </w:tc>
@@ -1984,7 +2704,7 @@
                 <w:color w:val="16A34A"/>
                 <w:sz w:val="16"/>
               </w:rPr>
-              <w:t>—</w:t>
+              <w:t>s07bq07a, s07bq07b, s07bq07c, s07bq08</w:t>
             </w:r>
           </w:p>
         </w:tc>
@@ -2015,7 +2735,7 @@
                 <w:i w:val="0"/>
                 <w:sz w:val="17"/>
               </w:rPr>
-              <w:t>Veuillez vous rassurez réellement que la personne n'a pas affecté de crédit immobilier.</w:t>
+              <w:t>Le prix d'achat unitaire (1 Fcfa) de fruit d'oseille (bissap) en Sachets de taille Moyen  est invraisemblable, prière de regarder les reponses prises dans les questions s07bq07a s07bq07b s07bq07c s07bq08 pour mieux corriger.</w:t>
             </w:r>
           </w:p>
         </w:tc>
@@ -2048,7 +2768,7 @@
                 <w:i w:val="0"/>
                 <w:sz w:val="16"/>
               </w:rPr>
-              <w:t>S07</w:t>
+              <w:t>S09</w:t>
               <w:br/>
             </w:r>
             <w:r>
@@ -2058,7 +2778,7 @@
                 <w:color w:val="64748B"/>
                 <w:sz w:val="14"/>
               </w:rPr>
-              <w:t>Consommation alimentaire</w:t>
+              <w:t>Dépenses non alimentaires</w:t>
             </w:r>
           </w:p>
         </w:tc>
@@ -2105,7 +2825,7 @@
                 <w:i w:val="0"/>
                 <w:sz w:val="17"/>
               </w:rPr>
-              <w:t>Attention ! La dépense du répas pris à l'extérieur de ABOU NDIAYE (6000 Fcfa) au cours de 7 derniers jours est relativement élevé.</w:t>
+              <w:t>Attention ! La dépense du ménage de ABOU NDIAYE (3500 Fcfa) au cours de 7 derniers jours de Essence pour motocyclette est relativement élevé.</w:t>
             </w:r>
           </w:p>
         </w:tc>
@@ -2138,7 +2858,7 @@
                 <w:i w:val="0"/>
                 <w:sz w:val="16"/>
               </w:rPr>
-              <w:t>S07</w:t>
+              <w:t>S09</w:t>
               <w:br/>
             </w:r>
             <w:r>
@@ -2148,7 +2868,7 @@
                 <w:color w:val="64748B"/>
                 <w:sz w:val="14"/>
               </w:rPr>
-              <w:t>Consommation alimentaire</w:t>
+              <w:t>Dépenses non alimentaires</w:t>
             </w:r>
           </w:p>
         </w:tc>
@@ -2228,7 +2948,7 @@
                 <w:i w:val="0"/>
                 <w:sz w:val="16"/>
               </w:rPr>
-              <w:t>S07</w:t>
+              <w:t>S09</w:t>
               <w:br/>
             </w:r>
             <w:r>
@@ -2238,7 +2958,7 @@
                 <w:color w:val="64748B"/>
                 <w:sz w:val="14"/>
               </w:rPr>
-              <w:t>Consommation alimentaire</w:t>
+              <w:t>Dépenses non alimentaires</w:t>
             </w:r>
           </w:p>
         </w:tc>
@@ -2254,7 +2974,7 @@
                 <w:color w:val="16A34A"/>
                 <w:sz w:val="16"/>
               </w:rPr>
-              <w:t>—</w:t>
+              <w:t>s01q23, s01q00b, s01q23_autre</w:t>
             </w:r>
           </w:p>
         </w:tc>
@@ -2285,7 +3005,7 @@
                 <w:i w:val="0"/>
                 <w:sz w:val="17"/>
               </w:rPr>
-              <w:t>Attention ! La dépense du répas pris à l'extérieur de COUMBA NDIAYE (500 Fcfa) au cours de 7 derniers jours est relativement élevé.</w:t>
+              <w:t>La dernière fois que vous avez acheté Bois de chauffe acheté est VENDEUR DE BOIS et semble exister dans les modalités, prière de prendre attache avec le QG pour plus d'explication afin de la classer bien.</w:t>
             </w:r>
           </w:p>
         </w:tc>
@@ -2318,7 +3038,7 @@
                 <w:i w:val="0"/>
                 <w:sz w:val="16"/>
               </w:rPr>
-              <w:t>S07</w:t>
+              <w:t>S09</w:t>
               <w:br/>
             </w:r>
             <w:r>
@@ -2328,7 +3048,7 @@
                 <w:color w:val="64748B"/>
                 <w:sz w:val="14"/>
               </w:rPr>
-              <w:t>Consommation alimentaire</w:t>
+              <w:t>Dépenses non alimentaires</w:t>
             </w:r>
           </w:p>
         </w:tc>
@@ -2375,7 +3095,7 @@
                 <w:i w:val="0"/>
                 <w:sz w:val="17"/>
               </w:rPr>
-              <w:t>Attention ! La dépense du répas pris à l'extérieur de MALICK NDIAYE (500 Fcfa) au cours de 7 derniers jours est relativement élevé.</w:t>
+              <w:t>Peu plausible! le montant de la dépense (100 Fcfa) pour Serviettes hygiéniques, couches jetables pour bébé, etc semble faible.</w:t>
             </w:r>
           </w:p>
         </w:tc>
@@ -2408,7 +3128,7 @@
                 <w:i w:val="0"/>
                 <w:sz w:val="16"/>
               </w:rPr>
-              <w:t>S07</w:t>
+              <w:t>S09</w:t>
               <w:br/>
             </w:r>
             <w:r>
@@ -2418,7 +3138,7 @@
                 <w:color w:val="64748B"/>
                 <w:sz w:val="14"/>
               </w:rPr>
-              <w:t>Consommation alimentaire</w:t>
+              <w:t>Dépenses non alimentaires</w:t>
             </w:r>
           </w:p>
         </w:tc>
@@ -2465,7 +3185,7 @@
                 <w:i w:val="0"/>
                 <w:sz w:val="17"/>
               </w:rPr>
-              <w:t>Attention ! La dépense du répas pris à l'extérieur de MAMADOU ABOU NDIAYE (500 Fcfa) au cours de 7 derniers jours est relativement élevé.</w:t>
+              <w:t>Veuillez, s'il vous plaît, confirmer cette information avec le QG ou la corriger.</w:t>
             </w:r>
           </w:p>
         </w:tc>
@@ -2498,7 +3218,7 @@
                 <w:i w:val="0"/>
                 <w:sz w:val="16"/>
               </w:rPr>
-              <w:t>S07</w:t>
+              <w:t>S09</w:t>
               <w:br/>
             </w:r>
             <w:r>
@@ -2508,7 +3228,7 @@
                 <w:color w:val="64748B"/>
                 <w:sz w:val="14"/>
               </w:rPr>
-              <w:t>Consommation alimentaire</w:t>
+              <w:t>Dépenses non alimentaires</w:t>
             </w:r>
           </w:p>
         </w:tc>
@@ -2555,7 +3275,7 @@
                 <w:i w:val="0"/>
                 <w:sz w:val="17"/>
               </w:rPr>
-              <w:t>Attention ! La dépense du répas pris à l'extérieur de MAÏMOUNA NDIAYE (500 Fcfa) au cours de 7 derniers jours est relativement élevé.</w:t>
+              <w:t>Attention ! La dépense du ménage de ABOU NDIAYE (100 Fcfa) au cours de 30 derniers jours de Serviettes hygiéniques, couches jetables pour bébé, etc est relativement élevé.</w:t>
             </w:r>
           </w:p>
         </w:tc>
@@ -2588,7 +3308,7 @@
                 <w:i w:val="0"/>
                 <w:sz w:val="16"/>
               </w:rPr>
-              <w:t>S07</w:t>
+              <w:t>S09</w:t>
               <w:br/>
             </w:r>
             <w:r>
@@ -2598,7 +3318,7 @@
                 <w:color w:val="64748B"/>
                 <w:sz w:val="14"/>
               </w:rPr>
-              <w:t>Consommation alimentaire</w:t>
+              <w:t>Dépenses non alimentaires</w:t>
             </w:r>
           </w:p>
         </w:tc>
@@ -2614,7 +3334,7 @@
                 <w:color w:val="16A34A"/>
                 <w:sz w:val="16"/>
               </w:rPr>
-              <w:t>s01q23, s01q00b, s01q23_autre</w:t>
+              <w:t>—</w:t>
             </w:r>
           </w:p>
         </w:tc>
@@ -2645,7 +3365,7 @@
                 <w:i w:val="0"/>
                 <w:sz w:val="17"/>
               </w:rPr>
-              <w:t>La dernière fois que vous avez acheté Lait caillé est CHEZ LA VOISINE et semble exister dans les modalités, prière de prendre attache avec le QG pour plus d'explication afin de la classer bien.</w:t>
+              <w:t>Prière de corriger ou de confirmer avec le QG.</w:t>
             </w:r>
           </w:p>
         </w:tc>
@@ -2678,7 +3398,7 @@
                 <w:i w:val="0"/>
                 <w:sz w:val="16"/>
               </w:rPr>
-              <w:t>S07</w:t>
+              <w:t>S09</w:t>
               <w:br/>
             </w:r>
             <w:r>
@@ -2688,7 +3408,7 @@
                 <w:color w:val="64748B"/>
                 <w:sz w:val="14"/>
               </w:rPr>
-              <w:t>Consommation alimentaire</w:t>
+              <w:t>Dépenses non alimentaires</w:t>
             </w:r>
           </w:p>
         </w:tc>
@@ -2735,7 +3455,7 @@
                 <w:i w:val="0"/>
                 <w:sz w:val="17"/>
               </w:rPr>
-              <w:t>Attention ! Le prix unitaire d'achat (100 Fcfa) de Poireau/ oignon vert en Tas (Moyen) est relativement élevé par rapport aux autres prix observés dans cette zone.</w:t>
+              <w:t>Attention ! La dépense du ménage de ABOU NDIAYE (15000 Fcfa) au cours de 3 derniers mois de Services de réparation et d'entretien (vidange, graissage, gonflage de pneu etc.</w:t>
             </w:r>
           </w:p>
         </w:tc>
@@ -2768,7 +3488,7 @@
                 <w:i w:val="0"/>
                 <w:sz w:val="16"/>
               </w:rPr>
-              <w:t>S07</w:t>
+              <w:t>S09</w:t>
               <w:br/>
             </w:r>
             <w:r>
@@ -2778,7 +3498,7 @@
                 <w:color w:val="64748B"/>
                 <w:sz w:val="14"/>
               </w:rPr>
-              <w:t>Consommation alimentaire</w:t>
+              <w:t>Dépenses non alimentaires</w:t>
             </w:r>
           </w:p>
         </w:tc>
@@ -2825,7 +3545,7 @@
                 <w:i w:val="0"/>
                 <w:sz w:val="17"/>
               </w:rPr>
-              <w:t>Prière de corriger ou de confirmer avec le QG.</w:t>
+              <w:t>) de moyens de transport personnel (voitures, motos, bicyclette, etc.</w:t>
             </w:r>
           </w:p>
         </w:tc>
@@ -2858,7 +3578,7 @@
                 <w:i w:val="0"/>
                 <w:sz w:val="16"/>
               </w:rPr>
-              <w:t>S07</w:t>
+              <w:t>S09</w:t>
               <w:br/>
             </w:r>
             <w:r>
@@ -2868,7 +3588,7 @@
                 <w:color w:val="64748B"/>
                 <w:sz w:val="14"/>
               </w:rPr>
-              <w:t>Consommation alimentaire</w:t>
+              <w:t>Dépenses non alimentaires</w:t>
             </w:r>
           </w:p>
         </w:tc>
@@ -2915,7 +3635,7 @@
                 <w:i w:val="0"/>
                 <w:sz w:val="17"/>
               </w:rPr>
-              <w:t>Attention ! Soupçons de quantité anormale! Le ménage de ABOU NDIAYE avec une taille de 8 personnes a consommé 2.33 Sachets en Petit de Sel qui est relativement élevé comme consommation par rapport à la condition de vie des autres ménages de même taille dans cette zone.</w:t>
+              <w:t>) est relativement élevé.</w:t>
             </w:r>
           </w:p>
         </w:tc>
@@ -2948,7 +3668,7 @@
                 <w:i w:val="0"/>
                 <w:sz w:val="16"/>
               </w:rPr>
-              <w:t>S07</w:t>
+              <w:t>S09</w:t>
               <w:br/>
             </w:r>
             <w:r>
@@ -2958,7 +3678,7 @@
                 <w:color w:val="64748B"/>
                 <w:sz w:val="14"/>
               </w:rPr>
-              <w:t>Consommation alimentaire</w:t>
+              <w:t>Dépenses non alimentaires</w:t>
             </w:r>
           </w:p>
         </w:tc>
@@ -2974,7 +3694,7 @@
                 <w:color w:val="16A34A"/>
                 <w:sz w:val="16"/>
               </w:rPr>
-              <w:t>s07bq07a, s07bq07b, s07bq07c, s07bq08</w:t>
+              <w:t>—</w:t>
             </w:r>
           </w:p>
         </w:tc>
@@ -3005,7 +3725,7 @@
                 <w:i w:val="0"/>
                 <w:sz w:val="17"/>
               </w:rPr>
-              <w:t>Le prix d'achat unitaire (1 Fcfa) de fruit d'oseille (bissap) en Sachets de taille Moyen  est invraisemblable, prière de regarder les reponses prises dans les questions s07bq07a s07bq07b s07bq07c s07bq08 pour mieux corriger.</w:t>
+              <w:t>Prière de corriger ou de confirmer avec le QG.</w:t>
             </w:r>
           </w:p>
         </w:tc>
@@ -3095,7 +3815,7 @@
                 <w:i w:val="0"/>
                 <w:sz w:val="17"/>
               </w:rPr>
-              <w:t>Attention ! La dépense du ménage de ABOU NDIAYE (3500 Fcfa) au cours de 7 derniers jours de Essence pour motocyclette est relativement élevé.</w:t>
+              <w:t>Attention ! La dépense du ménage de ABOU NDIAYE (10000 Fcfa) au cours de 6 derniers mois de Chaussures hommes est relativement élevé.</w:t>
             </w:r>
           </w:p>
         </w:tc>
@@ -3244,7 +3964,7 @@
                 <w:color w:val="16A34A"/>
                 <w:sz w:val="16"/>
               </w:rPr>
-              <w:t>s01q23, s01q00b, s01q23_autre</w:t>
+              <w:t>—</w:t>
             </w:r>
           </w:p>
         </w:tc>
@@ -3275,7 +3995,7 @@
                 <w:i w:val="0"/>
                 <w:sz w:val="17"/>
               </w:rPr>
-              <w:t>La dernière fois que vous avez acheté Bois de chauffe acheté est VENDEUR DE BOIS et semble exister dans les modalités, prière de prendre attache avec le QG pour plus d'explication afin de la classer bien.</w:t>
+              <w:t>Attention ! La dépense du ménage de ABOU NDIAYE (2000 Fcfa) au cours de 6 derniers mois de Ampoules électriques pour le logement est relativement élevé.</w:t>
             </w:r>
           </w:p>
         </w:tc>
@@ -3365,7 +4085,7 @@
                 <w:i w:val="0"/>
                 <w:sz w:val="17"/>
               </w:rPr>
-              <w:t>Peu plausible! le montant de la dépense (100 Fcfa) pour Serviettes hygiéniques, couches jetables pour bébé, etc semble faible.</w:t>
+              <w:t>La dernière fois que vous avez acheté Main-d'oeuvre et services d'entretien et de réparation courante du logement  (vidange fosse septique,main d'œuvre pour l'entretien du logement, etc.</w:t>
             </w:r>
           </w:p>
         </w:tc>
@@ -3424,7 +4144,7 @@
                 <w:color w:val="16A34A"/>
                 <w:sz w:val="16"/>
               </w:rPr>
-              <w:t>—</w:t>
+              <w:t>s01q23, s01q00b, s01q23_autre</w:t>
             </w:r>
           </w:p>
         </w:tc>
@@ -3455,7 +4175,7 @@
                 <w:i w:val="0"/>
                 <w:sz w:val="17"/>
               </w:rPr>
-              <w:t>Veuillez, s'il vous plaît, confirmer cette information avec le QG ou la corriger.</w:t>
+              <w:t>) est MAÇON et semble exister dans les modalités, prière de prendre attache avec le QG pour plus d'explication afin de la classer bien.</w:t>
             </w:r>
           </w:p>
         </w:tc>
@@ -3545,7 +4265,7 @@
                 <w:i w:val="0"/>
                 <w:sz w:val="17"/>
               </w:rPr>
-              <w:t>Attention ! La dépense du ménage de ABOU NDIAYE (100 Fcfa) au cours de 30 derniers jours de Serviettes hygiéniques, couches jetables pour bébé, etc est relativement élevé.</w:t>
+              <w:t>Attention ! La dépense du ménage de ABOU NDIAYE (5000 Fcfa) au cours de 12 derniers mois de Main-d'oeuvre et services d'entretien et de réparation courante du logement  (vidange fosse septique,main d'œuvre pour l'entretien du logement, etc.</w:t>
             </w:r>
           </w:p>
         </w:tc>
@@ -3635,7 +4355,7 @@
                 <w:i w:val="0"/>
                 <w:sz w:val="17"/>
               </w:rPr>
-              <w:t>Prière de corriger ou de confirmer avec le QG.</w:t>
+              <w:t>) est relativement élevé.</w:t>
             </w:r>
           </w:p>
         </w:tc>
@@ -3725,7 +4445,7 @@
                 <w:i w:val="0"/>
                 <w:sz w:val="17"/>
               </w:rPr>
-              <w:t>Attention ! La dépense du ménage de ABOU NDIAYE (15000 Fcfa) au cours de 3 derniers mois de Services de réparation et d'entretien (vidange, graissage, gonflage de pneu etc.</w:t>
+              <w:t>Prière de corriger ou de confirmer avec le QG.</w:t>
             </w:r>
           </w:p>
         </w:tc>
@@ -3815,7 +4535,7 @@
                 <w:i w:val="0"/>
                 <w:sz w:val="17"/>
               </w:rPr>
-              <w:t>) de moyens de transport personnel (voitures, motos, bicyclette, etc.</w:t>
+              <w:t>La dernière fois que vous avez acheté Réparation d'appareils électro-ménagers (fer à repasser, frigo, cuisinière, four, réchaud, climatiseur, ventilateur, chauffe-eau, etc.</w:t>
             </w:r>
           </w:p>
         </w:tc>
@@ -3874,7 +4594,7 @@
                 <w:color w:val="16A34A"/>
                 <w:sz w:val="16"/>
               </w:rPr>
-              <w:t>—</w:t>
+              <w:t>s01q23, s01q00b, s01q23_autre</w:t>
             </w:r>
           </w:p>
         </w:tc>
@@ -3905,7 +4625,7 @@
                 <w:i w:val="0"/>
                 <w:sz w:val="17"/>
               </w:rPr>
-              <w:t>) est relativement élevé.</w:t>
+              <w:t>) est RÉPARATEUR et semble exister dans les modalités, prière de prendre attache avec le QG pour plus d'explication afin de la classer bien.</w:t>
             </w:r>
           </w:p>
         </w:tc>
@@ -3995,7 +4715,7 @@
                 <w:i w:val="0"/>
                 <w:sz w:val="17"/>
               </w:rPr>
-              <w:t>Prière de corriger ou de confirmer avec le QG.</w:t>
+              <w:t>Attention ! La dépense du ménage de ABOU NDIAYE (40000 Fcfa) au cours de 12 derniers mois de Réparation d'appareils électro-ménagers (fer à repasser, frigo, cuisinière, four, réchaud, climatiseur, ventilateur, chauffe-eau, etc.</w:t>
             </w:r>
           </w:p>
         </w:tc>
@@ -4085,7 +4805,7 @@
                 <w:i w:val="0"/>
                 <w:sz w:val="17"/>
               </w:rPr>
-              <w:t>Attention ! La dépense du ménage de ABOU NDIAYE (10000 Fcfa) au cours de 6 derniers mois de Chaussures hommes est relativement élevé.</w:t>
+              <w:t>Attention ! La dépense du ménage de ABOU NDIAYE (12000 Fcfa) au cours de 12 derniers mois de Matériaux de maçonnerie pour la construction ou les grosses réparations de logement: ciment, briques, fer à béton, sable, gravier, parpaings, etc est relativement élevé.</w:t>
             </w:r>
           </w:p>
         </w:tc>
@@ -4175,7 +4895,7 @@
                 <w:i w:val="0"/>
                 <w:sz w:val="17"/>
               </w:rPr>
-              <w:t>Prière de corriger ou de confirmer avec le QG.</w:t>
+              <w:t>Attention ! La dépense du ménage de ABOU NDIAYE (15000 Fcfa) au cours de 12 derniers mois de Vaisselle: assiettes, couteau, fourchette, cuillère, gobelets, verres, etc est relativement élevé.</w:t>
             </w:r>
           </w:p>
         </w:tc>
@@ -4265,7 +4985,7 @@
                 <w:i w:val="0"/>
                 <w:sz w:val="17"/>
               </w:rPr>
-              <w:t>Attention ! La dépense du ménage de ABOU NDIAYE (2000 Fcfa) au cours de 6 derniers mois de Ampoules électriques pour le logement est relativement élevé.</w:t>
+              <w:t>Attention ! La dépense du ménage de ABOU NDIAYE (2000 Fcfa) au cours de 12 derniers mois de Achat d'une lampes (lampe électrique, lampe tempête, lampe torche, etc.) est relativement élevé.</w:t>
             </w:r>
           </w:p>
         </w:tc>
@@ -4355,7 +5075,7 @@
                 <w:i w:val="0"/>
                 <w:sz w:val="17"/>
               </w:rPr>
-              <w:t>La dernière fois que vous avez acheté Main-d'oeuvre et services d'entretien et de réparation courante du logement  (vidange fosse septique,main d'œuvre pour l'entretien du logement, etc.</w:t>
+              <w:t>Attention ! La dépense du ménage de ABOU NDIAYE (25000 Fcfa) au cours de 12 derniers mois de Frais de connexion au réseau de distribution d'eau est relativement élevé.</w:t>
             </w:r>
           </w:p>
         </w:tc>
@@ -4414,7 +5134,7 @@
                 <w:color w:val="16A34A"/>
                 <w:sz w:val="16"/>
               </w:rPr>
-              <w:t>s01q23, s01q00b, s01q23_autre</w:t>
+              <w:t>—</w:t>
             </w:r>
           </w:p>
         </w:tc>
@@ -4445,7 +5165,7 @@
                 <w:i w:val="0"/>
                 <w:sz w:val="17"/>
               </w:rPr>
-              <w:t>) est MAÇON et semble exister dans les modalités, prière de prendre attache avec le QG pour plus d'explication afin de la classer bien.</w:t>
+              <w:t>Attention ! La dépense du ménage de ABOU NDIAYE (390000 Fcfa) au cours de 12 derniers mois de Lit, matelas, armoire et autres meubles de chambre à coucher est relativement élevé.</w:t>
             </w:r>
           </w:p>
         </w:tc>
@@ -4535,7 +5255,7 @@
                 <w:i w:val="0"/>
                 <w:sz w:val="17"/>
               </w:rPr>
-              <w:t>Attention ! La dépense du ménage de ABOU NDIAYE (5000 Fcfa) au cours de 12 derniers mois de Main-d'oeuvre et services d'entretien et de réparation courante du logement  (vidange fosse septique,main d'œuvre pour l'entretien du logement, etc.</w:t>
+              <w:t>Attention ! La dépense du ménage de ABOU NDIAYE (5000 Fcfa) au cours de 12 derniers mois de Frais d'abonnement au réseau de distribution d'eau est relativement élevé.</w:t>
             </w:r>
           </w:p>
         </w:tc>
@@ -4625,7 +5345,7 @@
                 <w:i w:val="0"/>
                 <w:sz w:val="17"/>
               </w:rPr>
-              <w:t>) est relativement élevé.</w:t>
+              <w:t>Attention ! La dépense du ménage de ABOU NDIAYE (5000 Fcfa) au cours de 12 derniers mois de Frais d'abonnement au réseau de distribution d'électricité est relativement élevé.</w:t>
             </w:r>
           </w:p>
         </w:tc>
@@ -4715,7 +5435,7 @@
                 <w:i w:val="0"/>
                 <w:sz w:val="17"/>
               </w:rPr>
-              <w:t>Prière de corriger ou de confirmer avec le QG.</w:t>
+              <w:t>Attention ! La dépense du ménage de ABOU NDIAYE (50000 Fcfa) au cours de 12 derniers mois de Frais de connexion au réseau de distribution d'électricité est relativement élevé.</w:t>
             </w:r>
           </w:p>
         </w:tc>
@@ -4748,7 +5468,7 @@
                 <w:i w:val="0"/>
                 <w:sz w:val="16"/>
               </w:rPr>
-              <w:t>S09</w:t>
+              <w:t>S10</w:t>
               <w:br/>
             </w:r>
             <w:r>
@@ -4758,7 +5478,7 @@
                 <w:color w:val="64748B"/>
                 <w:sz w:val="14"/>
               </w:rPr>
-              <w:t>Dépenses non alimentaires</w:t>
+              <w:t>Logement</w:t>
             </w:r>
           </w:p>
         </w:tc>
@@ -4774,7 +5494,7 @@
                 <w:color w:val="16A34A"/>
                 <w:sz w:val="16"/>
               </w:rPr>
-              <w:t>—</w:t>
+              <w:t>s01q23, s01q00b, s01q23_autre</w:t>
             </w:r>
           </w:p>
         </w:tc>
@@ -4805,7 +5525,7 @@
                 <w:i w:val="0"/>
                 <w:sz w:val="17"/>
               </w:rPr>
-              <w:t>La dernière fois que vous avez acheté Réparation d'appareils électro-ménagers (fer à repasser, frigo, cuisinière, four, réchaud, climatiseur, ventilateur, chauffe-eau, etc.</w:t>
+              <w:t>type de local l'activité s'exerce SERVICE DE PLOMBERIE est PAS DE LOCAL et semble exister dans les modalités, prière de prendre attache avec le QG pour plus d'explication afin de la classer bien.</w:t>
             </w:r>
           </w:p>
         </w:tc>
@@ -4838,7 +5558,7 @@
                 <w:i w:val="0"/>
                 <w:sz w:val="16"/>
               </w:rPr>
-              <w:t>S09</w:t>
+              <w:t>S10</w:t>
               <w:br/>
             </w:r>
             <w:r>
@@ -4848,7 +5568,7 @@
                 <w:color w:val="64748B"/>
                 <w:sz w:val="14"/>
               </w:rPr>
-              <w:t>Dépenses non alimentaires</w:t>
+              <w:t>Logement</w:t>
             </w:r>
           </w:p>
         </w:tc>
@@ -4895,7 +5615,7 @@
                 <w:i w:val="0"/>
                 <w:sz w:val="17"/>
               </w:rPr>
-              <w:t>) est RÉPARATEUR et semble exister dans les modalités, prière de prendre attache avec le QG pour plus d'explication afin de la classer bien.</w:t>
+              <w:t>La principale source de financement qui vous a aidé à démarrer SERVICE DE PLOMBERIE est AIDER PAR UN AMI et semble exister dans les modalités, prière de prendre attache avec le QG pour plus d'explication afin de la classer bien.</w:t>
             </w:r>
           </w:p>
         </w:tc>
@@ -4928,7 +5648,7 @@
                 <w:i w:val="0"/>
                 <w:sz w:val="16"/>
               </w:rPr>
-              <w:t>S09</w:t>
+              <w:t>S10</w:t>
               <w:br/>
             </w:r>
             <w:r>
@@ -4938,7 +5658,7 @@
                 <w:color w:val="64748B"/>
                 <w:sz w:val="14"/>
               </w:rPr>
-              <w:t>Dépenses non alimentaires</w:t>
+              <w:t>Logement</w:t>
             </w:r>
           </w:p>
         </w:tc>
@@ -4954,7 +5674,7 @@
                 <w:color w:val="16A34A"/>
                 <w:sz w:val="16"/>
               </w:rPr>
-              <w:t>—</w:t>
+              <w:t>s10q57</w:t>
             </w:r>
           </w:p>
         </w:tc>
@@ -4985,7 +5705,7 @@
                 <w:i w:val="0"/>
                 <w:sz w:val="17"/>
               </w:rPr>
-              <w:t>Attention ! La dépense du ménage de ABOU NDIAYE (40000 Fcfa) au cours de 12 derniers mois de Réparation d'appareils électro-ménagers (fer à repasser, frigo, cuisinière, four, réchaud, climatiseur, ventilateur, chauffe-eau, etc.</w:t>
+              <w:t>Veuillez, s'il vous plaît, donner une valeur exacte ou estimée du montant à renseigner different de 9999 dans les champs s1046 à s10q57 pour CONFECTION DE VETEMENTS.</w:t>
             </w:r>
           </w:p>
         </w:tc>
@@ -5018,7 +5738,7 @@
                 <w:i w:val="0"/>
                 <w:sz w:val="16"/>
               </w:rPr>
-              <w:t>S09</w:t>
+              <w:t>S11</w:t>
               <w:br/>
             </w:r>
             <w:r>
@@ -5028,7 +5748,7 @@
                 <w:color w:val="64748B"/>
                 <w:sz w:val="14"/>
               </w:rPr>
-              <w:t>Dépenses non alimentaires</w:t>
+              <w:t>Logement / cadre de vie</w:t>
             </w:r>
           </w:p>
         </w:tc>
@@ -5044,7 +5764,7 @@
                 <w:color w:val="16A34A"/>
                 <w:sz w:val="16"/>
               </w:rPr>
-              <w:t>—</w:t>
+              <w:t>s01q23, s01q00b, s01q23_autre</w:t>
             </w:r>
           </w:p>
         </w:tc>
@@ -5075,7 +5795,7 @@
                 <w:i w:val="0"/>
                 <w:sz w:val="17"/>
               </w:rPr>
-              <w:t>Attention ! La dépense du ménage de ABOU NDIAYE (12000 Fcfa) au cours de 12 derniers mois de Matériaux de maçonnerie pour la construction ou les grosses réparations de logement: ciment, briques, fer à béton, sable, gravier, parpaings, etc est relativement élevé.</w:t>
+              <w:t>Le moyen que le ménage utilise pour se débarrasser des excréments hors de la concession est PAS DE VIDANGE et semble exister dans les modalités, prière de prendre attache avec le QG pour plus d'explication afin de la classer bien.</w:t>
             </w:r>
           </w:p>
         </w:tc>
@@ -5108,7 +5828,7 @@
                 <w:i w:val="0"/>
                 <w:sz w:val="16"/>
               </w:rPr>
-              <w:t>S09</w:t>
+              <w:t>S11</w:t>
               <w:br/>
             </w:r>
             <w:r>
@@ -5118,7 +5838,7 @@
                 <w:color w:val="64748B"/>
                 <w:sz w:val="14"/>
               </w:rPr>
-              <w:t>Dépenses non alimentaires</w:t>
+              <w:t>Logement / cadre de vie</w:t>
             </w:r>
           </w:p>
         </w:tc>
@@ -5165,7 +5885,7 @@
                 <w:i w:val="0"/>
                 <w:sz w:val="17"/>
               </w:rPr>
-              <w:t>Attention ! La dépense du ménage de ABOU NDIAYE (15000 Fcfa) au cours de 12 derniers mois de Vaisselle: assiettes, couteau, fourchette, cuillère, gobelets, verres, etc est relativement élevé.</w:t>
+              <w:t>Attention!!! Les ménages vivants dans un(e) Maison Basse à MATAM Rural ont généralement comme principal matériau du toit le/la Tôles, mais celui du ménage de ABOU NDIAYE (Tuile) diffère de celui-ci.</w:t>
             </w:r>
           </w:p>
         </w:tc>
@@ -5198,7 +5918,7 @@
                 <w:i w:val="0"/>
                 <w:sz w:val="16"/>
               </w:rPr>
-              <w:t>S09</w:t>
+              <w:t>S11</w:t>
               <w:br/>
             </w:r>
             <w:r>
@@ -5208,7 +5928,7 @@
                 <w:color w:val="64748B"/>
                 <w:sz w:val="14"/>
               </w:rPr>
-              <w:t>Dépenses non alimentaires</w:t>
+              <w:t>Logement / cadre de vie</w:t>
             </w:r>
           </w:p>
         </w:tc>
@@ -5255,7 +5975,7 @@
                 <w:i w:val="0"/>
                 <w:sz w:val="17"/>
               </w:rPr>
-              <w:t>Attention ! La dépense du ménage de ABOU NDIAYE (2000 Fcfa) au cours de 12 derniers mois de Achat d'une lampes (lampe électrique, lampe tempête, lampe torche, etc.) est relativement élevé.</w:t>
+              <w:t>Prière de vérifier pour être sûr que vous avez choisi les bonnes modalités des questions 11.01 et 11.19.</w:t>
             </w:r>
           </w:p>
         </w:tc>
@@ -5288,7 +6008,7 @@
                 <w:i w:val="0"/>
                 <w:sz w:val="16"/>
               </w:rPr>
-              <w:t>S09</w:t>
+              <w:t>S11</w:t>
               <w:br/>
             </w:r>
             <w:r>
@@ -5298,7 +6018,7 @@
                 <w:color w:val="64748B"/>
                 <w:sz w:val="14"/>
               </w:rPr>
-              <w:t>Dépenses non alimentaires</w:t>
+              <w:t>Logement / cadre de vie</w:t>
             </w:r>
           </w:p>
         </w:tc>
@@ -5345,1087 +6065,7 @@
                 <w:i w:val="0"/>
                 <w:sz w:val="17"/>
               </w:rPr>
-              <w:t>Attention ! La dépense du ménage de ABOU NDIAYE (25000 Fcfa) au cours de 12 derniers mois de Frais de connexion au réseau de distribution d'eau est relativement élevé.</w:t>
-            </w:r>
-          </w:p>
-        </w:tc>
-      </w:tr>
-      <w:tr>
-        <w:tc>
-          <w:tcPr>
-            <w:tcW w:type="dxa" w:w="964"/>
-          </w:tcPr>
-          <w:p>
-            <w:r>
-              <w:rPr>
-                <w:b/>
-                <w:i w:val="0"/>
-                <w:color w:val="EA580C"/>
-                <w:sz w:val="16"/>
-              </w:rPr>
-              <w:t>Moyenne</w:t>
-            </w:r>
-          </w:p>
-        </w:tc>
-        <w:tc>
-          <w:tcPr>
-            <w:tcW w:type="dxa" w:w="1247"/>
-          </w:tcPr>
-          <w:p>
-            <w:r>
-              <w:rPr>
-                <w:b/>
-                <w:i w:val="0"/>
-                <w:sz w:val="16"/>
-              </w:rPr>
-              <w:t>S09</w:t>
-              <w:br/>
-            </w:r>
-            <w:r>
-              <w:rPr>
-                <w:b w:val="0"/>
-                <w:i w:val="0"/>
-                <w:color w:val="64748B"/>
-                <w:sz w:val="14"/>
-              </w:rPr>
-              <w:t>Dépenses non alimentaires</w:t>
-            </w:r>
-          </w:p>
-        </w:tc>
-        <w:tc>
-          <w:tcPr>
-            <w:tcW w:type="dxa" w:w="1531"/>
-          </w:tcPr>
-          <w:p>
-            <w:r>
-              <w:rPr>
-                <w:b/>
-                <w:i w:val="0"/>
-                <w:color w:val="16A34A"/>
-                <w:sz w:val="16"/>
-              </w:rPr>
-              <w:t>—</w:t>
-            </w:r>
-          </w:p>
-        </w:tc>
-        <w:tc>
-          <w:tcPr>
-            <w:tcW w:type="dxa" w:w="1191"/>
-          </w:tcPr>
-          <w:p>
-            <w:r>
-              <w:rPr>
-                <w:b w:val="0"/>
-                <w:i w:val="0"/>
-                <w:color w:val="64748B"/>
-                <w:sz w:val="16"/>
-              </w:rPr>
-              <w:t>GT-CQ</w:t>
-            </w:r>
-          </w:p>
-        </w:tc>
-        <w:tc>
-          <w:tcPr>
-            <w:tcW w:type="dxa" w:w="4706"/>
-          </w:tcPr>
-          <w:p>
-            <w:r>
-              <w:rPr>
-                <w:b w:val="0"/>
-                <w:i w:val="0"/>
-                <w:sz w:val="17"/>
-              </w:rPr>
-              <w:t>Attention ! La dépense du ménage de ABOU NDIAYE (390000 Fcfa) au cours de 12 derniers mois de Lit, matelas, armoire et autres meubles de chambre à coucher est relativement élevé.</w:t>
-            </w:r>
-          </w:p>
-        </w:tc>
-      </w:tr>
-      <w:tr>
-        <w:tc>
-          <w:tcPr>
-            <w:tcW w:type="dxa" w:w="964"/>
-          </w:tcPr>
-          <w:p>
-            <w:r>
-              <w:rPr>
-                <w:b/>
-                <w:i w:val="0"/>
-                <w:color w:val="EA580C"/>
-                <w:sz w:val="16"/>
-              </w:rPr>
-              <w:t>Moyenne</w:t>
-            </w:r>
-          </w:p>
-        </w:tc>
-        <w:tc>
-          <w:tcPr>
-            <w:tcW w:type="dxa" w:w="1247"/>
-          </w:tcPr>
-          <w:p>
-            <w:r>
-              <w:rPr>
-                <w:b/>
-                <w:i w:val="0"/>
-                <w:sz w:val="16"/>
-              </w:rPr>
-              <w:t>S09</w:t>
-              <w:br/>
-            </w:r>
-            <w:r>
-              <w:rPr>
-                <w:b w:val="0"/>
-                <w:i w:val="0"/>
-                <w:color w:val="64748B"/>
-                <w:sz w:val="14"/>
-              </w:rPr>
-              <w:t>Dépenses non alimentaires</w:t>
-            </w:r>
-          </w:p>
-        </w:tc>
-        <w:tc>
-          <w:tcPr>
-            <w:tcW w:type="dxa" w:w="1531"/>
-          </w:tcPr>
-          <w:p>
-            <w:r>
-              <w:rPr>
-                <w:b/>
-                <w:i w:val="0"/>
-                <w:color w:val="16A34A"/>
-                <w:sz w:val="16"/>
-              </w:rPr>
-              <w:t>—</w:t>
-            </w:r>
-          </w:p>
-        </w:tc>
-        <w:tc>
-          <w:tcPr>
-            <w:tcW w:type="dxa" w:w="1191"/>
-          </w:tcPr>
-          <w:p>
-            <w:r>
-              <w:rPr>
-                <w:b w:val="0"/>
-                <w:i w:val="0"/>
-                <w:color w:val="64748B"/>
-                <w:sz w:val="16"/>
-              </w:rPr>
-              <w:t>GT-CQ</w:t>
-            </w:r>
-          </w:p>
-        </w:tc>
-        <w:tc>
-          <w:tcPr>
-            <w:tcW w:type="dxa" w:w="4706"/>
-          </w:tcPr>
-          <w:p>
-            <w:r>
-              <w:rPr>
-                <w:b w:val="0"/>
-                <w:i w:val="0"/>
-                <w:sz w:val="17"/>
-              </w:rPr>
-              <w:t>Attention ! La dépense du ménage de ABOU NDIAYE (5000 Fcfa) au cours de 12 derniers mois de Frais d'abonnement au réseau de distribution d'eau est relativement élevé.</w:t>
-            </w:r>
-          </w:p>
-        </w:tc>
-      </w:tr>
-      <w:tr>
-        <w:tc>
-          <w:tcPr>
-            <w:tcW w:type="dxa" w:w="964"/>
-          </w:tcPr>
-          <w:p>
-            <w:r>
-              <w:rPr>
-                <w:b/>
-                <w:i w:val="0"/>
-                <w:color w:val="EA580C"/>
-                <w:sz w:val="16"/>
-              </w:rPr>
-              <w:t>Moyenne</w:t>
-            </w:r>
-          </w:p>
-        </w:tc>
-        <w:tc>
-          <w:tcPr>
-            <w:tcW w:type="dxa" w:w="1247"/>
-          </w:tcPr>
-          <w:p>
-            <w:r>
-              <w:rPr>
-                <w:b/>
-                <w:i w:val="0"/>
-                <w:sz w:val="16"/>
-              </w:rPr>
-              <w:t>S09</w:t>
-              <w:br/>
-            </w:r>
-            <w:r>
-              <w:rPr>
-                <w:b w:val="0"/>
-                <w:i w:val="0"/>
-                <w:color w:val="64748B"/>
-                <w:sz w:val="14"/>
-              </w:rPr>
-              <w:t>Dépenses non alimentaires</w:t>
-            </w:r>
-          </w:p>
-        </w:tc>
-        <w:tc>
-          <w:tcPr>
-            <w:tcW w:type="dxa" w:w="1531"/>
-          </w:tcPr>
-          <w:p>
-            <w:r>
-              <w:rPr>
-                <w:b/>
-                <w:i w:val="0"/>
-                <w:color w:val="16A34A"/>
-                <w:sz w:val="16"/>
-              </w:rPr>
-              <w:t>—</w:t>
-            </w:r>
-          </w:p>
-        </w:tc>
-        <w:tc>
-          <w:tcPr>
-            <w:tcW w:type="dxa" w:w="1191"/>
-          </w:tcPr>
-          <w:p>
-            <w:r>
-              <w:rPr>
-                <w:b w:val="0"/>
-                <w:i w:val="0"/>
-                <w:color w:val="64748B"/>
-                <w:sz w:val="16"/>
-              </w:rPr>
-              <w:t>GT-CQ</w:t>
-            </w:r>
-          </w:p>
-        </w:tc>
-        <w:tc>
-          <w:tcPr>
-            <w:tcW w:type="dxa" w:w="4706"/>
-          </w:tcPr>
-          <w:p>
-            <w:r>
-              <w:rPr>
-                <w:b w:val="0"/>
-                <w:i w:val="0"/>
-                <w:sz w:val="17"/>
-              </w:rPr>
-              <w:t>Attention ! La dépense du ménage de ABOU NDIAYE (5000 Fcfa) au cours de 12 derniers mois de Frais d'abonnement au réseau de distribution d'électricité est relativement élevé.</w:t>
-            </w:r>
-          </w:p>
-        </w:tc>
-      </w:tr>
-      <w:tr>
-        <w:tc>
-          <w:tcPr>
-            <w:tcW w:type="dxa" w:w="964"/>
-          </w:tcPr>
-          <w:p>
-            <w:r>
-              <w:rPr>
-                <w:b/>
-                <w:i w:val="0"/>
-                <w:color w:val="EA580C"/>
-                <w:sz w:val="16"/>
-              </w:rPr>
-              <w:t>Moyenne</w:t>
-            </w:r>
-          </w:p>
-        </w:tc>
-        <w:tc>
-          <w:tcPr>
-            <w:tcW w:type="dxa" w:w="1247"/>
-          </w:tcPr>
-          <w:p>
-            <w:r>
-              <w:rPr>
-                <w:b/>
-                <w:i w:val="0"/>
-                <w:sz w:val="16"/>
-              </w:rPr>
-              <w:t>S09</w:t>
-              <w:br/>
-            </w:r>
-            <w:r>
-              <w:rPr>
-                <w:b w:val="0"/>
-                <w:i w:val="0"/>
-                <w:color w:val="64748B"/>
-                <w:sz w:val="14"/>
-              </w:rPr>
-              <w:t>Dépenses non alimentaires</w:t>
-            </w:r>
-          </w:p>
-        </w:tc>
-        <w:tc>
-          <w:tcPr>
-            <w:tcW w:type="dxa" w:w="1531"/>
-          </w:tcPr>
-          <w:p>
-            <w:r>
-              <w:rPr>
-                <w:b/>
-                <w:i w:val="0"/>
-                <w:color w:val="16A34A"/>
-                <w:sz w:val="16"/>
-              </w:rPr>
-              <w:t>—</w:t>
-            </w:r>
-          </w:p>
-        </w:tc>
-        <w:tc>
-          <w:tcPr>
-            <w:tcW w:type="dxa" w:w="1191"/>
-          </w:tcPr>
-          <w:p>
-            <w:r>
-              <w:rPr>
-                <w:b w:val="0"/>
-                <w:i w:val="0"/>
-                <w:color w:val="64748B"/>
-                <w:sz w:val="16"/>
-              </w:rPr>
-              <w:t>GT-CQ</w:t>
-            </w:r>
-          </w:p>
-        </w:tc>
-        <w:tc>
-          <w:tcPr>
-            <w:tcW w:type="dxa" w:w="4706"/>
-          </w:tcPr>
-          <w:p>
-            <w:r>
-              <w:rPr>
-                <w:b w:val="0"/>
-                <w:i w:val="0"/>
-                <w:sz w:val="17"/>
-              </w:rPr>
-              <w:t>Attention ! La dépense du ménage de ABOU NDIAYE (50000 Fcfa) au cours de 12 derniers mois de Frais de connexion au réseau de distribution d'électricité est relativement élevé.</w:t>
-            </w:r>
-          </w:p>
-        </w:tc>
-      </w:tr>
-      <w:tr>
-        <w:tc>
-          <w:tcPr>
-            <w:tcW w:type="dxa" w:w="964"/>
-          </w:tcPr>
-          <w:p>
-            <w:r>
-              <w:rPr>
-                <w:b/>
-                <w:i w:val="0"/>
-                <w:color w:val="EA580C"/>
-                <w:sz w:val="16"/>
-              </w:rPr>
-              <w:t>Moyenne</w:t>
-            </w:r>
-          </w:p>
-        </w:tc>
-        <w:tc>
-          <w:tcPr>
-            <w:tcW w:type="dxa" w:w="1247"/>
-          </w:tcPr>
-          <w:p>
-            <w:r>
-              <w:rPr>
-                <w:b/>
-                <w:i w:val="0"/>
-                <w:sz w:val="16"/>
-              </w:rPr>
-              <w:t>S10</w:t>
-              <w:br/>
-            </w:r>
-            <w:r>
-              <w:rPr>
-                <w:b w:val="0"/>
-                <w:i w:val="0"/>
-                <w:color w:val="64748B"/>
-                <w:sz w:val="14"/>
-              </w:rPr>
-              <w:t>Logement</w:t>
-            </w:r>
-          </w:p>
-        </w:tc>
-        <w:tc>
-          <w:tcPr>
-            <w:tcW w:type="dxa" w:w="1531"/>
-          </w:tcPr>
-          <w:p>
-            <w:r>
-              <w:rPr>
-                <w:b/>
-                <w:i w:val="0"/>
-                <w:color w:val="16A34A"/>
-                <w:sz w:val="16"/>
-              </w:rPr>
-              <w:t>s01q23, s01q00b, s01q23_autre</w:t>
-            </w:r>
-          </w:p>
-        </w:tc>
-        <w:tc>
-          <w:tcPr>
-            <w:tcW w:type="dxa" w:w="1191"/>
-          </w:tcPr>
-          <w:p>
-            <w:r>
-              <w:rPr>
-                <w:b w:val="0"/>
-                <w:i w:val="0"/>
-                <w:color w:val="64748B"/>
-                <w:sz w:val="16"/>
-              </w:rPr>
-              <w:t>GT-CQ</w:t>
-            </w:r>
-          </w:p>
-        </w:tc>
-        <w:tc>
-          <w:tcPr>
-            <w:tcW w:type="dxa" w:w="4706"/>
-          </w:tcPr>
-          <w:p>
-            <w:r>
-              <w:rPr>
-                <w:b w:val="0"/>
-                <w:i w:val="0"/>
-                <w:sz w:val="17"/>
-              </w:rPr>
-              <w:t>type de local l'activité s'exerce SERVICE DE PLOMBERIE est PAS DE LOCAL et semble exister dans les modalités, prière de prendre attache avec le QG pour plus d'explication afin de la classer bien.</w:t>
-            </w:r>
-          </w:p>
-        </w:tc>
-      </w:tr>
-      <w:tr>
-        <w:tc>
-          <w:tcPr>
-            <w:tcW w:type="dxa" w:w="964"/>
-          </w:tcPr>
-          <w:p>
-            <w:r>
-              <w:rPr>
-                <w:b/>
-                <w:i w:val="0"/>
-                <w:color w:val="EA580C"/>
-                <w:sz w:val="16"/>
-              </w:rPr>
-              <w:t>Moyenne</w:t>
-            </w:r>
-          </w:p>
-        </w:tc>
-        <w:tc>
-          <w:tcPr>
-            <w:tcW w:type="dxa" w:w="1247"/>
-          </w:tcPr>
-          <w:p>
-            <w:r>
-              <w:rPr>
-                <w:b/>
-                <w:i w:val="0"/>
-                <w:sz w:val="16"/>
-              </w:rPr>
-              <w:t>S10</w:t>
-              <w:br/>
-            </w:r>
-            <w:r>
-              <w:rPr>
-                <w:b w:val="0"/>
-                <w:i w:val="0"/>
-                <w:color w:val="64748B"/>
-                <w:sz w:val="14"/>
-              </w:rPr>
-              <w:t>Logement</w:t>
-            </w:r>
-          </w:p>
-        </w:tc>
-        <w:tc>
-          <w:tcPr>
-            <w:tcW w:type="dxa" w:w="1531"/>
-          </w:tcPr>
-          <w:p>
-            <w:r>
-              <w:rPr>
-                <w:b/>
-                <w:i w:val="0"/>
-                <w:color w:val="16A34A"/>
-                <w:sz w:val="16"/>
-              </w:rPr>
-              <w:t>s01q23, s01q00b, s01q23_autre</w:t>
-            </w:r>
-          </w:p>
-        </w:tc>
-        <w:tc>
-          <w:tcPr>
-            <w:tcW w:type="dxa" w:w="1191"/>
-          </w:tcPr>
-          <w:p>
-            <w:r>
-              <w:rPr>
-                <w:b w:val="0"/>
-                <w:i w:val="0"/>
-                <w:color w:val="64748B"/>
-                <w:sz w:val="16"/>
-              </w:rPr>
-              <w:t>GT-CQ</w:t>
-            </w:r>
-          </w:p>
-        </w:tc>
-        <w:tc>
-          <w:tcPr>
-            <w:tcW w:type="dxa" w:w="4706"/>
-          </w:tcPr>
-          <w:p>
-            <w:r>
-              <w:rPr>
-                <w:b w:val="0"/>
-                <w:i w:val="0"/>
-                <w:sz w:val="17"/>
-              </w:rPr>
-              <w:t>La principale source de financement qui vous a aidé à démarrer SERVICE DE PLOMBERIE est AIDER PAR UN AMI et semble exister dans les modalités, prière de prendre attache avec le QG pour plus d'explication afin de la classer bien.</w:t>
-            </w:r>
-          </w:p>
-        </w:tc>
-      </w:tr>
-      <w:tr>
-        <w:tc>
-          <w:tcPr>
-            <w:tcW w:type="dxa" w:w="964"/>
-          </w:tcPr>
-          <w:p>
-            <w:r>
-              <w:rPr>
-                <w:b/>
-                <w:i w:val="0"/>
-                <w:color w:val="EA580C"/>
-                <w:sz w:val="16"/>
-              </w:rPr>
-              <w:t>Moyenne</w:t>
-            </w:r>
-          </w:p>
-        </w:tc>
-        <w:tc>
-          <w:tcPr>
-            <w:tcW w:type="dxa" w:w="1247"/>
-          </w:tcPr>
-          <w:p>
-            <w:r>
-              <w:rPr>
-                <w:b/>
-                <w:i w:val="0"/>
-                <w:sz w:val="16"/>
-              </w:rPr>
-              <w:t>S10</w:t>
-              <w:br/>
-            </w:r>
-            <w:r>
-              <w:rPr>
-                <w:b w:val="0"/>
-                <w:i w:val="0"/>
-                <w:color w:val="64748B"/>
-                <w:sz w:val="14"/>
-              </w:rPr>
-              <w:t>Logement</w:t>
-            </w:r>
-          </w:p>
-        </w:tc>
-        <w:tc>
-          <w:tcPr>
-            <w:tcW w:type="dxa" w:w="1531"/>
-          </w:tcPr>
-          <w:p>
-            <w:r>
-              <w:rPr>
-                <w:b/>
-                <w:i w:val="0"/>
-                <w:color w:val="16A34A"/>
-                <w:sz w:val="16"/>
-              </w:rPr>
-              <w:t>s10q57</w:t>
-            </w:r>
-          </w:p>
-        </w:tc>
-        <w:tc>
-          <w:tcPr>
-            <w:tcW w:type="dxa" w:w="1191"/>
-          </w:tcPr>
-          <w:p>
-            <w:r>
-              <w:rPr>
-                <w:b w:val="0"/>
-                <w:i w:val="0"/>
-                <w:color w:val="64748B"/>
-                <w:sz w:val="16"/>
-              </w:rPr>
-              <w:t>GT-CQ</w:t>
-            </w:r>
-          </w:p>
-        </w:tc>
-        <w:tc>
-          <w:tcPr>
-            <w:tcW w:type="dxa" w:w="4706"/>
-          </w:tcPr>
-          <w:p>
-            <w:r>
-              <w:rPr>
-                <w:b w:val="0"/>
-                <w:i w:val="0"/>
-                <w:sz w:val="17"/>
-              </w:rPr>
-              <w:t>Veuillez, s'il vous plaît, donner une valeur exacte ou estimée du montant à renseigner different de 9999 dans les champs s1046 à s10q57 pour CONFECTION DE VETEMENTS.</w:t>
-            </w:r>
-          </w:p>
-        </w:tc>
-      </w:tr>
-      <w:tr>
-        <w:tc>
-          <w:tcPr>
-            <w:tcW w:type="dxa" w:w="964"/>
-          </w:tcPr>
-          <w:p>
-            <w:r>
-              <w:rPr>
-                <w:b/>
-                <w:i w:val="0"/>
-                <w:color w:val="EA580C"/>
-                <w:sz w:val="16"/>
-              </w:rPr>
-              <w:t>Moyenne</w:t>
-            </w:r>
-          </w:p>
-        </w:tc>
-        <w:tc>
-          <w:tcPr>
-            <w:tcW w:type="dxa" w:w="1247"/>
-          </w:tcPr>
-          <w:p>
-            <w:r>
-              <w:rPr>
-                <w:b/>
-                <w:i w:val="0"/>
-                <w:sz w:val="16"/>
-              </w:rPr>
-              <w:t>S11</w:t>
-              <w:br/>
-            </w:r>
-            <w:r>
-              <w:rPr>
-                <w:b w:val="0"/>
-                <w:i w:val="0"/>
-                <w:color w:val="64748B"/>
-                <w:sz w:val="14"/>
-              </w:rPr>
-              <w:t>Logement / cadre de vie</w:t>
-            </w:r>
-          </w:p>
-        </w:tc>
-        <w:tc>
-          <w:tcPr>
-            <w:tcW w:type="dxa" w:w="1531"/>
-          </w:tcPr>
-          <w:p>
-            <w:r>
-              <w:rPr>
-                <w:b/>
-                <w:i w:val="0"/>
-                <w:color w:val="16A34A"/>
-                <w:sz w:val="16"/>
-              </w:rPr>
-              <w:t>s01q23, s01q00b, s01q23_autre</w:t>
-            </w:r>
-          </w:p>
-        </w:tc>
-        <w:tc>
-          <w:tcPr>
-            <w:tcW w:type="dxa" w:w="1191"/>
-          </w:tcPr>
-          <w:p>
-            <w:r>
-              <w:rPr>
-                <w:b w:val="0"/>
-                <w:i w:val="0"/>
-                <w:color w:val="64748B"/>
-                <w:sz w:val="16"/>
-              </w:rPr>
-              <w:t>GT-CQ</w:t>
-            </w:r>
-          </w:p>
-        </w:tc>
-        <w:tc>
-          <w:tcPr>
-            <w:tcW w:type="dxa" w:w="4706"/>
-          </w:tcPr>
-          <w:p>
-            <w:r>
-              <w:rPr>
-                <w:b w:val="0"/>
-                <w:i w:val="0"/>
-                <w:sz w:val="17"/>
-              </w:rPr>
-              <w:t>Le moyen que le ménage utilise pour se débarrasser des excréments hors de la concession est PAS DE VIDANGE et semble exister dans les modalités, prière de prendre attache avec le QG pour plus d'explication afin de la classer bien.</w:t>
-            </w:r>
-          </w:p>
-        </w:tc>
-      </w:tr>
-      <w:tr>
-        <w:tc>
-          <w:tcPr>
-            <w:tcW w:type="dxa" w:w="964"/>
-          </w:tcPr>
-          <w:p>
-            <w:r>
-              <w:rPr>
-                <w:b/>
-                <w:i w:val="0"/>
-                <w:color w:val="EA580C"/>
-                <w:sz w:val="16"/>
-              </w:rPr>
-              <w:t>Moyenne</w:t>
-            </w:r>
-          </w:p>
-        </w:tc>
-        <w:tc>
-          <w:tcPr>
-            <w:tcW w:type="dxa" w:w="1247"/>
-          </w:tcPr>
-          <w:p>
-            <w:r>
-              <w:rPr>
-                <w:b/>
-                <w:i w:val="0"/>
-                <w:sz w:val="16"/>
-              </w:rPr>
-              <w:t>S11</w:t>
-              <w:br/>
-            </w:r>
-            <w:r>
-              <w:rPr>
-                <w:b w:val="0"/>
-                <w:i w:val="0"/>
-                <w:color w:val="64748B"/>
-                <w:sz w:val="14"/>
-              </w:rPr>
-              <w:t>Logement / cadre de vie</w:t>
-            </w:r>
-          </w:p>
-        </w:tc>
-        <w:tc>
-          <w:tcPr>
-            <w:tcW w:type="dxa" w:w="1531"/>
-          </w:tcPr>
-          <w:p>
-            <w:r>
-              <w:rPr>
-                <w:b/>
-                <w:i w:val="0"/>
-                <w:color w:val="16A34A"/>
-                <w:sz w:val="16"/>
-              </w:rPr>
-              <w:t>—</w:t>
-            </w:r>
-          </w:p>
-        </w:tc>
-        <w:tc>
-          <w:tcPr>
-            <w:tcW w:type="dxa" w:w="1191"/>
-          </w:tcPr>
-          <w:p>
-            <w:r>
-              <w:rPr>
-                <w:b w:val="0"/>
-                <w:i w:val="0"/>
-                <w:color w:val="64748B"/>
-                <w:sz w:val="16"/>
-              </w:rPr>
-              <w:t>GT-CQ</w:t>
-            </w:r>
-          </w:p>
-        </w:tc>
-        <w:tc>
-          <w:tcPr>
-            <w:tcW w:type="dxa" w:w="4706"/>
-          </w:tcPr>
-          <w:p>
-            <w:r>
-              <w:rPr>
-                <w:b w:val="0"/>
-                <w:i w:val="0"/>
-                <w:sz w:val="17"/>
-              </w:rPr>
-              <w:t>Attention!!! Les ménages vivants dans un(e) Maison Basse à MATAM Rural ont généralement comme principal matériau du toit le/la Tôles, mais celui du ménage de ABOU NDIAYE (Tuile) diffère de celui-ci.</w:t>
-            </w:r>
-          </w:p>
-        </w:tc>
-      </w:tr>
-      <w:tr>
-        <w:tc>
-          <w:tcPr>
-            <w:tcW w:type="dxa" w:w="964"/>
-          </w:tcPr>
-          <w:p>
-            <w:r>
-              <w:rPr>
-                <w:b/>
-                <w:i w:val="0"/>
-                <w:color w:val="EA580C"/>
-                <w:sz w:val="16"/>
-              </w:rPr>
-              <w:t>Moyenne</w:t>
-            </w:r>
-          </w:p>
-        </w:tc>
-        <w:tc>
-          <w:tcPr>
-            <w:tcW w:type="dxa" w:w="1247"/>
-          </w:tcPr>
-          <w:p>
-            <w:r>
-              <w:rPr>
-                <w:b/>
-                <w:i w:val="0"/>
-                <w:sz w:val="16"/>
-              </w:rPr>
-              <w:t>S11</w:t>
-              <w:br/>
-            </w:r>
-            <w:r>
-              <w:rPr>
-                <w:b w:val="0"/>
-                <w:i w:val="0"/>
-                <w:color w:val="64748B"/>
-                <w:sz w:val="14"/>
-              </w:rPr>
-              <w:t>Logement / cadre de vie</w:t>
-            </w:r>
-          </w:p>
-        </w:tc>
-        <w:tc>
-          <w:tcPr>
-            <w:tcW w:type="dxa" w:w="1531"/>
-          </w:tcPr>
-          <w:p>
-            <w:r>
-              <w:rPr>
-                <w:b/>
-                <w:i w:val="0"/>
-                <w:color w:val="16A34A"/>
-                <w:sz w:val="16"/>
-              </w:rPr>
-              <w:t>—</w:t>
-            </w:r>
-          </w:p>
-        </w:tc>
-        <w:tc>
-          <w:tcPr>
-            <w:tcW w:type="dxa" w:w="1191"/>
-          </w:tcPr>
-          <w:p>
-            <w:r>
-              <w:rPr>
-                <w:b w:val="0"/>
-                <w:i w:val="0"/>
-                <w:color w:val="64748B"/>
-                <w:sz w:val="16"/>
-              </w:rPr>
-              <w:t>GT-CQ</w:t>
-            </w:r>
-          </w:p>
-        </w:tc>
-        <w:tc>
-          <w:tcPr>
-            <w:tcW w:type="dxa" w:w="4706"/>
-          </w:tcPr>
-          <w:p>
-            <w:r>
-              <w:rPr>
-                <w:b w:val="0"/>
-                <w:i w:val="0"/>
-                <w:sz w:val="17"/>
-              </w:rPr>
-              <w:t>Prière de vérifier pour être sûr que vous avez choisi les bonnes modalités des questions 11.01 et 11.19.</w:t>
-            </w:r>
-          </w:p>
-        </w:tc>
-      </w:tr>
-      <w:tr>
-        <w:tc>
-          <w:tcPr>
-            <w:tcW w:type="dxa" w:w="964"/>
-          </w:tcPr>
-          <w:p>
-            <w:r>
-              <w:rPr>
-                <w:b/>
-                <w:i w:val="0"/>
-                <w:color w:val="EA580C"/>
-                <w:sz w:val="16"/>
-              </w:rPr>
-              <w:t>Moyenne</w:t>
-            </w:r>
-          </w:p>
-        </w:tc>
-        <w:tc>
-          <w:tcPr>
-            <w:tcW w:type="dxa" w:w="1247"/>
-          </w:tcPr>
-          <w:p>
-            <w:r>
-              <w:rPr>
-                <w:b/>
-                <w:i w:val="0"/>
-                <w:sz w:val="16"/>
-              </w:rPr>
-              <w:t>S11</w:t>
-              <w:br/>
-            </w:r>
-            <w:r>
-              <w:rPr>
-                <w:b w:val="0"/>
-                <w:i w:val="0"/>
-                <w:color w:val="64748B"/>
-                <w:sz w:val="14"/>
-              </w:rPr>
-              <w:t>Logement / cadre de vie</w:t>
-            </w:r>
-          </w:p>
-        </w:tc>
-        <w:tc>
-          <w:tcPr>
-            <w:tcW w:type="dxa" w:w="1531"/>
-          </w:tcPr>
-          <w:p>
-            <w:r>
-              <w:rPr>
-                <w:b/>
-                <w:i w:val="0"/>
-                <w:color w:val="16A34A"/>
-                <w:sz w:val="16"/>
-              </w:rPr>
-              <w:t>—</w:t>
-            </w:r>
-          </w:p>
-        </w:tc>
-        <w:tc>
-          <w:tcPr>
-            <w:tcW w:type="dxa" w:w="1191"/>
-          </w:tcPr>
-          <w:p>
-            <w:r>
-              <w:rPr>
-                <w:b w:val="0"/>
-                <w:i w:val="0"/>
-                <w:color w:val="64748B"/>
-                <w:sz w:val="16"/>
-              </w:rPr>
-              <w:t>GT-CQ</w:t>
-            </w:r>
-          </w:p>
-        </w:tc>
-        <w:tc>
-          <w:tcPr>
-            <w:tcW w:type="dxa" w:w="4706"/>
-          </w:tcPr>
-          <w:p>
-            <w:r>
-              <w:rPr>
-                <w:b w:val="0"/>
-                <w:i w:val="0"/>
-                <w:sz w:val="17"/>
-              </w:rPr>
               <w:t>Merci de ne pas corriger si vous êtes sûr de celui donné par le ménage et observé par vous.</w:t>
-            </w:r>
-          </w:p>
-        </w:tc>
-      </w:tr>
-      <w:tr>
-        <w:tc>
-          <w:tcPr>
-            <w:tcW w:type="dxa" w:w="964"/>
-          </w:tcPr>
-          <w:p>
-            <w:r>
-              <w:rPr>
-                <w:b/>
-                <w:i w:val="0"/>
-                <w:color w:val="EA580C"/>
-                <w:sz w:val="16"/>
-              </w:rPr>
-              <w:t>Moyenne</w:t>
-            </w:r>
-          </w:p>
-        </w:tc>
-        <w:tc>
-          <w:tcPr>
-            <w:tcW w:type="dxa" w:w="1247"/>
-          </w:tcPr>
-          <w:p>
-            <w:r>
-              <w:rPr>
-                <w:b/>
-                <w:i w:val="0"/>
-                <w:sz w:val="16"/>
-              </w:rPr>
-              <w:t>S13</w:t>
-              <w:br/>
-            </w:r>
-            <w:r>
-              <w:rPr>
-                <w:b w:val="0"/>
-                <w:i w:val="0"/>
-                <w:color w:val="64748B"/>
-                <w:sz w:val="14"/>
-              </w:rPr>
-              <w:t>Transferts</w:t>
-            </w:r>
-          </w:p>
-        </w:tc>
-        <w:tc>
-          <w:tcPr>
-            <w:tcW w:type="dxa" w:w="1531"/>
-          </w:tcPr>
-          <w:p>
-            <w:r>
-              <w:rPr>
-                <w:b/>
-                <w:i w:val="0"/>
-                <w:color w:val="16A34A"/>
-                <w:sz w:val="16"/>
-              </w:rPr>
-              <w:t>s00q07a, s00q08, s00q10, s00q13_0, s00q15_0, s00q17_0, s00q23a, s00q23b</w:t>
-            </w:r>
-          </w:p>
-        </w:tc>
-        <w:tc>
-          <w:tcPr>
-            <w:tcW w:type="dxa" w:w="1191"/>
-          </w:tcPr>
-          <w:p>
-            <w:r>
-              <w:rPr>
-                <w:b w:val="0"/>
-                <w:i w:val="0"/>
-                <w:color w:val="64748B"/>
-                <w:sz w:val="16"/>
-              </w:rPr>
-              <w:t>GT-CQ</w:t>
-            </w:r>
-          </w:p>
-        </w:tc>
-        <w:tc>
-          <w:tcPr>
-            <w:tcW w:type="dxa" w:w="4706"/>
-          </w:tcPr>
-          <w:p>
-            <w:r>
-              <w:rPr>
-                <w:b w:val="0"/>
-                <w:i w:val="0"/>
-                <w:sz w:val="17"/>
-              </w:rPr>
-              <w:t>L'enquêteur prière de fournir d'effort pour avoir le niveau d'étude et l'âge de celui qui a envoyé/donné de l'argent dans la section 13a (Transfert reçu).</w:t>
             </w:r>
           </w:p>
         </w:tc>
